--- a/Backend/Director_Disclosure/Output_Disclosures/2024-25/BUILDCAST_SOLUTIONS_PRIVATE_LIMITED/MBP-1/MBP1_VIPIN_GOEL_08116197.docx
+++ b/Backend/Director_Disclosure/Output_Disclosures/2024-25/BUILDCAST_SOLUTIONS_PRIVATE_LIMITED/MBP-1/MBP1_VIPIN_GOEL_08116197.docx
@@ -957,2136 +957,6 @@
                 <w:sz w:val="18"/>
                 <w:u w:val="none"/>
               </w:rPr>
-              <w:t>HARDOI UNNAO ROAD LIMITED</w:t>
-            </w:r>
-          </w:p>
-        </w:tc>
-        <w:tc>
-          <w:tcPr>
-            <w:tcW w:type="dxa" w:w="1814"/>
-            <w:shd w:val="clear" w:color="auto" w:fill="FFFFFF"/>
-            <w:tcBorders>
-              <w:top w:val="single" w:sz="4" w:space="0" w:color="000000"/>
-              <w:left w:val="single" w:sz="4" w:space="0" w:color="000000"/>
-              <w:bottom w:val="single" w:sz="4" w:space="0" w:color="000000"/>
-              <w:right w:val="single" w:sz="4" w:space="0" w:color="000000"/>
-            </w:tcBorders>
-            <w:vAlign w:val="center"/>
-          </w:tcPr>
-          <w:p>
-            <w:pPr>
-              <w:spacing w:before="40" w:after="40"/>
-              <w:jc w:val="left"/>
-            </w:pPr>
-            <w:r>
-              <w:rPr>
-                <w:rFonts w:ascii="Adani" w:hAnsi="Adani"/>
-                <w:b w:val="0"/>
-                <w:sz w:val="18"/>
-                <w:u w:val="none"/>
-              </w:rPr>
-              <w:t>Director</w:t>
-            </w:r>
-          </w:p>
-        </w:tc>
-        <w:tc>
-          <w:tcPr>
-            <w:tcW w:type="dxa" w:w="1020"/>
-            <w:shd w:val="clear" w:color="auto" w:fill="FFFFFF"/>
-            <w:tcBorders>
-              <w:top w:val="single" w:sz="4" w:space="0" w:color="000000"/>
-              <w:left w:val="single" w:sz="4" w:space="0" w:color="000000"/>
-              <w:bottom w:val="single" w:sz="4" w:space="0" w:color="000000"/>
-              <w:right w:val="single" w:sz="4" w:space="0" w:color="000000"/>
-            </w:tcBorders>
-            <w:vAlign w:val="center"/>
-          </w:tcPr>
-          <w:p>
-            <w:pPr>
-              <w:spacing w:before="40" w:after="40"/>
-              <w:jc w:val="left"/>
-            </w:pPr>
-            <w:r>
-              <w:rPr>
-                <w:rFonts w:ascii="Adani" w:hAnsi="Adani"/>
-                <w:b w:val="0"/>
-                <w:sz w:val="18"/>
-                <w:u w:val="none"/>
-              </w:rPr>
-              <w:t>NIL</w:t>
-            </w:r>
-          </w:p>
-        </w:tc>
-        <w:tc>
-          <w:tcPr>
-            <w:tcW w:type="dxa" w:w="1247"/>
-            <w:shd w:val="clear" w:color="auto" w:fill="FFFFFF"/>
-            <w:tcBorders>
-              <w:top w:val="single" w:sz="4" w:space="0" w:color="000000"/>
-              <w:left w:val="single" w:sz="4" w:space="0" w:color="000000"/>
-              <w:bottom w:val="single" w:sz="4" w:space="0" w:color="000000"/>
-              <w:right w:val="single" w:sz="4" w:space="0" w:color="000000"/>
-            </w:tcBorders>
-            <w:vAlign w:val="center"/>
-          </w:tcPr>
-          <w:p>
-            <w:pPr>
-              <w:spacing w:before="40" w:after="40"/>
-              <w:jc w:val="left"/>
-            </w:pPr>
-            <w:r>
-              <w:rPr>
-                <w:rFonts w:ascii="Adani" w:hAnsi="Adani"/>
-                <w:b w:val="0"/>
-                <w:sz w:val="18"/>
-                <w:u w:val="none"/>
-              </w:rPr>
-              <w:t>30/12/2021</w:t>
-            </w:r>
-          </w:p>
-        </w:tc>
-      </w:tr>
-      <w:tr>
-        <w:tc>
-          <w:tcPr>
-            <w:tcW w:type="dxa" w:w="680"/>
-            <w:shd w:val="clear" w:color="auto" w:fill="FFFFFF"/>
-            <w:tcBorders>
-              <w:top w:val="single" w:sz="4" w:space="0" w:color="000000"/>
-              <w:left w:val="single" w:sz="4" w:space="0" w:color="000000"/>
-              <w:bottom w:val="single" w:sz="4" w:space="0" w:color="000000"/>
-              <w:right w:val="single" w:sz="4" w:space="0" w:color="000000"/>
-            </w:tcBorders>
-            <w:vAlign w:val="center"/>
-          </w:tcPr>
-          <w:p>
-            <w:pPr>
-              <w:spacing w:before="40" w:after="40"/>
-              <w:jc w:val="left"/>
-            </w:pPr>
-            <w:r>
-              <w:rPr>
-                <w:rFonts w:ascii="Adani" w:hAnsi="Adani"/>
-                <w:b w:val="0"/>
-                <w:sz w:val="18"/>
-                <w:u w:val="none"/>
-              </w:rPr>
-              <w:t>6</w:t>
-            </w:r>
-          </w:p>
-        </w:tc>
-        <w:tc>
-          <w:tcPr>
-            <w:tcW w:type="dxa" w:w="3969"/>
-            <w:shd w:val="clear" w:color="auto" w:fill="FFFFFF"/>
-            <w:tcBorders>
-              <w:top w:val="single" w:sz="4" w:space="0" w:color="000000"/>
-              <w:left w:val="single" w:sz="4" w:space="0" w:color="000000"/>
-              <w:bottom w:val="single" w:sz="4" w:space="0" w:color="000000"/>
-              <w:right w:val="single" w:sz="4" w:space="0" w:color="000000"/>
-            </w:tcBorders>
-            <w:vAlign w:val="center"/>
-          </w:tcPr>
-          <w:p>
-            <w:pPr>
-              <w:spacing w:before="40" w:after="40"/>
-              <w:jc w:val="left"/>
-            </w:pPr>
-            <w:r>
-              <w:rPr>
-                <w:rFonts w:ascii="Adani" w:hAnsi="Adani"/>
-                <w:b w:val="0"/>
-                <w:sz w:val="18"/>
-                <w:u w:val="none"/>
-              </w:rPr>
-              <w:t>UNNAO PRAYAGRAJ ROAD LIMITED</w:t>
-            </w:r>
-          </w:p>
-        </w:tc>
-        <w:tc>
-          <w:tcPr>
-            <w:tcW w:type="dxa" w:w="1814"/>
-            <w:shd w:val="clear" w:color="auto" w:fill="FFFFFF"/>
-            <w:tcBorders>
-              <w:top w:val="single" w:sz="4" w:space="0" w:color="000000"/>
-              <w:left w:val="single" w:sz="4" w:space="0" w:color="000000"/>
-              <w:bottom w:val="single" w:sz="4" w:space="0" w:color="000000"/>
-              <w:right w:val="single" w:sz="4" w:space="0" w:color="000000"/>
-            </w:tcBorders>
-            <w:vAlign w:val="center"/>
-          </w:tcPr>
-          <w:p>
-            <w:pPr>
-              <w:spacing w:before="40" w:after="40"/>
-              <w:jc w:val="left"/>
-            </w:pPr>
-            <w:r>
-              <w:rPr>
-                <w:rFonts w:ascii="Adani" w:hAnsi="Adani"/>
-                <w:b w:val="0"/>
-                <w:sz w:val="18"/>
-                <w:u w:val="none"/>
-              </w:rPr>
-              <w:t>Director</w:t>
-            </w:r>
-          </w:p>
-        </w:tc>
-        <w:tc>
-          <w:tcPr>
-            <w:tcW w:type="dxa" w:w="1020"/>
-            <w:shd w:val="clear" w:color="auto" w:fill="FFFFFF"/>
-            <w:tcBorders>
-              <w:top w:val="single" w:sz="4" w:space="0" w:color="000000"/>
-              <w:left w:val="single" w:sz="4" w:space="0" w:color="000000"/>
-              <w:bottom w:val="single" w:sz="4" w:space="0" w:color="000000"/>
-              <w:right w:val="single" w:sz="4" w:space="0" w:color="000000"/>
-            </w:tcBorders>
-            <w:vAlign w:val="center"/>
-          </w:tcPr>
-          <w:p>
-            <w:pPr>
-              <w:spacing w:before="40" w:after="40"/>
-              <w:jc w:val="left"/>
-            </w:pPr>
-            <w:r>
-              <w:rPr>
-                <w:rFonts w:ascii="Adani" w:hAnsi="Adani"/>
-                <w:b w:val="0"/>
-                <w:sz w:val="18"/>
-                <w:u w:val="none"/>
-              </w:rPr>
-              <w:t>NIL</w:t>
-            </w:r>
-          </w:p>
-        </w:tc>
-        <w:tc>
-          <w:tcPr>
-            <w:tcW w:type="dxa" w:w="1247"/>
-            <w:shd w:val="clear" w:color="auto" w:fill="FFFFFF"/>
-            <w:tcBorders>
-              <w:top w:val="single" w:sz="4" w:space="0" w:color="000000"/>
-              <w:left w:val="single" w:sz="4" w:space="0" w:color="000000"/>
-              <w:bottom w:val="single" w:sz="4" w:space="0" w:color="000000"/>
-              <w:right w:val="single" w:sz="4" w:space="0" w:color="000000"/>
-            </w:tcBorders>
-            <w:vAlign w:val="center"/>
-          </w:tcPr>
-          <w:p>
-            <w:pPr>
-              <w:spacing w:before="40" w:after="40"/>
-              <w:jc w:val="left"/>
-            </w:pPr>
-            <w:r>
-              <w:rPr>
-                <w:rFonts w:ascii="Adani" w:hAnsi="Adani"/>
-                <w:b w:val="0"/>
-                <w:sz w:val="18"/>
-                <w:u w:val="none"/>
-              </w:rPr>
-              <w:t>28/12/2021</w:t>
-            </w:r>
-          </w:p>
-        </w:tc>
-      </w:tr>
-      <w:tr>
-        <w:tc>
-          <w:tcPr>
-            <w:tcW w:type="dxa" w:w="680"/>
-            <w:shd w:val="clear" w:color="auto" w:fill="FFFFFF"/>
-            <w:tcBorders>
-              <w:top w:val="single" w:sz="4" w:space="0" w:color="000000"/>
-              <w:left w:val="single" w:sz="4" w:space="0" w:color="000000"/>
-              <w:bottom w:val="single" w:sz="4" w:space="0" w:color="000000"/>
-              <w:right w:val="single" w:sz="4" w:space="0" w:color="000000"/>
-            </w:tcBorders>
-            <w:vAlign w:val="center"/>
-          </w:tcPr>
-          <w:p>
-            <w:pPr>
-              <w:spacing w:before="40" w:after="40"/>
-              <w:jc w:val="left"/>
-            </w:pPr>
-            <w:r>
-              <w:rPr>
-                <w:rFonts w:ascii="Adani" w:hAnsi="Adani"/>
-                <w:b w:val="0"/>
-                <w:sz w:val="18"/>
-                <w:u w:val="none"/>
-              </w:rPr>
-              <w:t>7</w:t>
-            </w:r>
-          </w:p>
-        </w:tc>
-        <w:tc>
-          <w:tcPr>
-            <w:tcW w:type="dxa" w:w="3969"/>
-            <w:shd w:val="clear" w:color="auto" w:fill="FFFFFF"/>
-            <w:tcBorders>
-              <w:top w:val="single" w:sz="4" w:space="0" w:color="000000"/>
-              <w:left w:val="single" w:sz="4" w:space="0" w:color="000000"/>
-              <w:bottom w:val="single" w:sz="4" w:space="0" w:color="000000"/>
-              <w:right w:val="single" w:sz="4" w:space="0" w:color="000000"/>
-            </w:tcBorders>
-            <w:vAlign w:val="center"/>
-          </w:tcPr>
-          <w:p>
-            <w:pPr>
-              <w:spacing w:before="40" w:after="40"/>
-              <w:jc w:val="left"/>
-            </w:pPr>
-            <w:r>
-              <w:rPr>
-                <w:rFonts w:ascii="Adani" w:hAnsi="Adani"/>
-                <w:b w:val="0"/>
-                <w:sz w:val="18"/>
-                <w:u w:val="none"/>
-              </w:rPr>
-              <w:t>BUDAUN HARDOI ROAD LIMITED</w:t>
-            </w:r>
-          </w:p>
-        </w:tc>
-        <w:tc>
-          <w:tcPr>
-            <w:tcW w:type="dxa" w:w="1814"/>
-            <w:shd w:val="clear" w:color="auto" w:fill="FFFFFF"/>
-            <w:tcBorders>
-              <w:top w:val="single" w:sz="4" w:space="0" w:color="000000"/>
-              <w:left w:val="single" w:sz="4" w:space="0" w:color="000000"/>
-              <w:bottom w:val="single" w:sz="4" w:space="0" w:color="000000"/>
-              <w:right w:val="single" w:sz="4" w:space="0" w:color="000000"/>
-            </w:tcBorders>
-            <w:vAlign w:val="center"/>
-          </w:tcPr>
-          <w:p>
-            <w:pPr>
-              <w:spacing w:before="40" w:after="40"/>
-              <w:jc w:val="left"/>
-            </w:pPr>
-            <w:r>
-              <w:rPr>
-                <w:rFonts w:ascii="Adani" w:hAnsi="Adani"/>
-                <w:b w:val="0"/>
-                <w:sz w:val="18"/>
-                <w:u w:val="none"/>
-              </w:rPr>
-              <w:t>Director</w:t>
-            </w:r>
-          </w:p>
-        </w:tc>
-        <w:tc>
-          <w:tcPr>
-            <w:tcW w:type="dxa" w:w="1020"/>
-            <w:shd w:val="clear" w:color="auto" w:fill="FFFFFF"/>
-            <w:tcBorders>
-              <w:top w:val="single" w:sz="4" w:space="0" w:color="000000"/>
-              <w:left w:val="single" w:sz="4" w:space="0" w:color="000000"/>
-              <w:bottom w:val="single" w:sz="4" w:space="0" w:color="000000"/>
-              <w:right w:val="single" w:sz="4" w:space="0" w:color="000000"/>
-            </w:tcBorders>
-            <w:vAlign w:val="center"/>
-          </w:tcPr>
-          <w:p>
-            <w:pPr>
-              <w:spacing w:before="40" w:after="40"/>
-              <w:jc w:val="left"/>
-            </w:pPr>
-            <w:r>
-              <w:rPr>
-                <w:rFonts w:ascii="Adani" w:hAnsi="Adani"/>
-                <w:b w:val="0"/>
-                <w:sz w:val="18"/>
-                <w:u w:val="none"/>
-              </w:rPr>
-              <w:t>NIL</w:t>
-            </w:r>
-          </w:p>
-        </w:tc>
-        <w:tc>
-          <w:tcPr>
-            <w:tcW w:type="dxa" w:w="1247"/>
-            <w:shd w:val="clear" w:color="auto" w:fill="FFFFFF"/>
-            <w:tcBorders>
-              <w:top w:val="single" w:sz="4" w:space="0" w:color="000000"/>
-              <w:left w:val="single" w:sz="4" w:space="0" w:color="000000"/>
-              <w:bottom w:val="single" w:sz="4" w:space="0" w:color="000000"/>
-              <w:right w:val="single" w:sz="4" w:space="0" w:color="000000"/>
-            </w:tcBorders>
-            <w:vAlign w:val="center"/>
-          </w:tcPr>
-          <w:p>
-            <w:pPr>
-              <w:spacing w:before="40" w:after="40"/>
-              <w:jc w:val="left"/>
-            </w:pPr>
-            <w:r>
-              <w:rPr>
-                <w:rFonts w:ascii="Adani" w:hAnsi="Adani"/>
-                <w:b w:val="0"/>
-                <w:sz w:val="18"/>
-                <w:u w:val="none"/>
-              </w:rPr>
-              <w:t>27/12/2021</w:t>
-            </w:r>
-          </w:p>
-        </w:tc>
-      </w:tr>
-      <w:tr>
-        <w:tc>
-          <w:tcPr>
-            <w:tcW w:type="dxa" w:w="680"/>
-            <w:shd w:val="clear" w:color="auto" w:fill="FFFFFF"/>
-            <w:tcBorders>
-              <w:top w:val="single" w:sz="4" w:space="0" w:color="000000"/>
-              <w:left w:val="single" w:sz="4" w:space="0" w:color="000000"/>
-              <w:bottom w:val="single" w:sz="4" w:space="0" w:color="000000"/>
-              <w:right w:val="single" w:sz="4" w:space="0" w:color="000000"/>
-            </w:tcBorders>
-            <w:vAlign w:val="center"/>
-          </w:tcPr>
-          <w:p>
-            <w:pPr>
-              <w:spacing w:before="40" w:after="40"/>
-              <w:jc w:val="left"/>
-            </w:pPr>
-            <w:r>
-              <w:rPr>
-                <w:rFonts w:ascii="Adani" w:hAnsi="Adani"/>
-                <w:b w:val="0"/>
-                <w:sz w:val="18"/>
-                <w:u w:val="none"/>
-              </w:rPr>
-              <w:t>8</w:t>
-            </w:r>
-          </w:p>
-        </w:tc>
-        <w:tc>
-          <w:tcPr>
-            <w:tcW w:type="dxa" w:w="3969"/>
-            <w:shd w:val="clear" w:color="auto" w:fill="FFFFFF"/>
-            <w:tcBorders>
-              <w:top w:val="single" w:sz="4" w:space="0" w:color="000000"/>
-              <w:left w:val="single" w:sz="4" w:space="0" w:color="000000"/>
-              <w:bottom w:val="single" w:sz="4" w:space="0" w:color="000000"/>
-              <w:right w:val="single" w:sz="4" w:space="0" w:color="000000"/>
-            </w:tcBorders>
-            <w:vAlign w:val="center"/>
-          </w:tcPr>
-          <w:p>
-            <w:pPr>
-              <w:spacing w:before="40" w:after="40"/>
-              <w:jc w:val="left"/>
-            </w:pPr>
-            <w:r>
-              <w:rPr>
-                <w:rFonts w:ascii="Adani" w:hAnsi="Adani"/>
-                <w:b w:val="0"/>
-                <w:sz w:val="18"/>
-                <w:u w:val="none"/>
-              </w:rPr>
-              <w:t>KALINGA ALUMINA LIMITED</w:t>
-            </w:r>
-          </w:p>
-        </w:tc>
-        <w:tc>
-          <w:tcPr>
-            <w:tcW w:type="dxa" w:w="1814"/>
-            <w:shd w:val="clear" w:color="auto" w:fill="FFFFFF"/>
-            <w:tcBorders>
-              <w:top w:val="single" w:sz="4" w:space="0" w:color="000000"/>
-              <w:left w:val="single" w:sz="4" w:space="0" w:color="000000"/>
-              <w:bottom w:val="single" w:sz="4" w:space="0" w:color="000000"/>
-              <w:right w:val="single" w:sz="4" w:space="0" w:color="000000"/>
-            </w:tcBorders>
-            <w:vAlign w:val="center"/>
-          </w:tcPr>
-          <w:p>
-            <w:pPr>
-              <w:spacing w:before="40" w:after="40"/>
-              <w:jc w:val="left"/>
-            </w:pPr>
-            <w:r>
-              <w:rPr>
-                <w:rFonts w:ascii="Adani" w:hAnsi="Adani"/>
-                <w:b w:val="0"/>
-                <w:sz w:val="18"/>
-                <w:u w:val="none"/>
-              </w:rPr>
-              <w:t>Director</w:t>
-            </w:r>
-          </w:p>
-        </w:tc>
-        <w:tc>
-          <w:tcPr>
-            <w:tcW w:type="dxa" w:w="1020"/>
-            <w:shd w:val="clear" w:color="auto" w:fill="FFFFFF"/>
-            <w:tcBorders>
-              <w:top w:val="single" w:sz="4" w:space="0" w:color="000000"/>
-              <w:left w:val="single" w:sz="4" w:space="0" w:color="000000"/>
-              <w:bottom w:val="single" w:sz="4" w:space="0" w:color="000000"/>
-              <w:right w:val="single" w:sz="4" w:space="0" w:color="000000"/>
-            </w:tcBorders>
-            <w:vAlign w:val="center"/>
-          </w:tcPr>
-          <w:p>
-            <w:pPr>
-              <w:spacing w:before="40" w:after="40"/>
-              <w:jc w:val="left"/>
-            </w:pPr>
-            <w:r>
-              <w:rPr>
-                <w:rFonts w:ascii="Adani" w:hAnsi="Adani"/>
-                <w:b w:val="0"/>
-                <w:sz w:val="18"/>
-                <w:u w:val="none"/>
-              </w:rPr>
-              <w:t>NIL</w:t>
-            </w:r>
-          </w:p>
-        </w:tc>
-        <w:tc>
-          <w:tcPr>
-            <w:tcW w:type="dxa" w:w="1247"/>
-            <w:shd w:val="clear" w:color="auto" w:fill="FFFFFF"/>
-            <w:tcBorders>
-              <w:top w:val="single" w:sz="4" w:space="0" w:color="000000"/>
-              <w:left w:val="single" w:sz="4" w:space="0" w:color="000000"/>
-              <w:bottom w:val="single" w:sz="4" w:space="0" w:color="000000"/>
-              <w:right w:val="single" w:sz="4" w:space="0" w:color="000000"/>
-            </w:tcBorders>
-            <w:vAlign w:val="center"/>
-          </w:tcPr>
-          <w:p>
-            <w:pPr>
-              <w:spacing w:before="40" w:after="40"/>
-              <w:jc w:val="left"/>
-            </w:pPr>
-            <w:r>
-              <w:rPr>
-                <w:rFonts w:ascii="Adani" w:hAnsi="Adani"/>
-                <w:b w:val="0"/>
-                <w:sz w:val="18"/>
-                <w:u w:val="none"/>
-              </w:rPr>
-              <w:t>17/12/2021</w:t>
-            </w:r>
-          </w:p>
-        </w:tc>
-      </w:tr>
-      <w:tr>
-        <w:tc>
-          <w:tcPr>
-            <w:tcW w:type="dxa" w:w="680"/>
-            <w:shd w:val="clear" w:color="auto" w:fill="FFFFFF"/>
-            <w:tcBorders>
-              <w:top w:val="single" w:sz="4" w:space="0" w:color="000000"/>
-              <w:left w:val="single" w:sz="4" w:space="0" w:color="000000"/>
-              <w:bottom w:val="single" w:sz="4" w:space="0" w:color="000000"/>
-              <w:right w:val="single" w:sz="4" w:space="0" w:color="000000"/>
-            </w:tcBorders>
-            <w:vAlign w:val="center"/>
-          </w:tcPr>
-          <w:p>
-            <w:pPr>
-              <w:spacing w:before="40" w:after="40"/>
-              <w:jc w:val="left"/>
-            </w:pPr>
-            <w:r>
-              <w:rPr>
-                <w:rFonts w:ascii="Adani" w:hAnsi="Adani"/>
-                <w:b w:val="0"/>
-                <w:sz w:val="18"/>
-                <w:u w:val="none"/>
-              </w:rPr>
-              <w:t>9</w:t>
-            </w:r>
-          </w:p>
-        </w:tc>
-        <w:tc>
-          <w:tcPr>
-            <w:tcW w:type="dxa" w:w="3969"/>
-            <w:shd w:val="clear" w:color="auto" w:fill="FFFFFF"/>
-            <w:tcBorders>
-              <w:top w:val="single" w:sz="4" w:space="0" w:color="000000"/>
-              <w:left w:val="single" w:sz="4" w:space="0" w:color="000000"/>
-              <w:bottom w:val="single" w:sz="4" w:space="0" w:color="000000"/>
-              <w:right w:val="single" w:sz="4" w:space="0" w:color="000000"/>
-            </w:tcBorders>
-            <w:vAlign w:val="center"/>
-          </w:tcPr>
-          <w:p>
-            <w:pPr>
-              <w:spacing w:before="40" w:after="40"/>
-              <w:jc w:val="left"/>
-            </w:pPr>
-            <w:r>
-              <w:rPr>
-                <w:rFonts w:ascii="Adani" w:hAnsi="Adani"/>
-                <w:b w:val="0"/>
-                <w:sz w:val="18"/>
-                <w:u w:val="none"/>
-              </w:rPr>
-              <w:t>MAHARASHTRA BORDER CHECK POST NETWORK LIMITED</w:t>
-            </w:r>
-          </w:p>
-        </w:tc>
-        <w:tc>
-          <w:tcPr>
-            <w:tcW w:type="dxa" w:w="1814"/>
-            <w:shd w:val="clear" w:color="auto" w:fill="FFFFFF"/>
-            <w:tcBorders>
-              <w:top w:val="single" w:sz="4" w:space="0" w:color="000000"/>
-              <w:left w:val="single" w:sz="4" w:space="0" w:color="000000"/>
-              <w:bottom w:val="single" w:sz="4" w:space="0" w:color="000000"/>
-              <w:right w:val="single" w:sz="4" w:space="0" w:color="000000"/>
-            </w:tcBorders>
-            <w:vAlign w:val="center"/>
-          </w:tcPr>
-          <w:p>
-            <w:pPr>
-              <w:spacing w:before="40" w:after="40"/>
-              <w:jc w:val="left"/>
-            </w:pPr>
-            <w:r>
-              <w:rPr>
-                <w:rFonts w:ascii="Adani" w:hAnsi="Adani"/>
-                <w:b w:val="0"/>
-                <w:sz w:val="18"/>
-                <w:u w:val="none"/>
-              </w:rPr>
-              <w:t>Director</w:t>
-            </w:r>
-          </w:p>
-        </w:tc>
-        <w:tc>
-          <w:tcPr>
-            <w:tcW w:type="dxa" w:w="1020"/>
-            <w:shd w:val="clear" w:color="auto" w:fill="FFFFFF"/>
-            <w:tcBorders>
-              <w:top w:val="single" w:sz="4" w:space="0" w:color="000000"/>
-              <w:left w:val="single" w:sz="4" w:space="0" w:color="000000"/>
-              <w:bottom w:val="single" w:sz="4" w:space="0" w:color="000000"/>
-              <w:right w:val="single" w:sz="4" w:space="0" w:color="000000"/>
-            </w:tcBorders>
-            <w:vAlign w:val="center"/>
-          </w:tcPr>
-          <w:p>
-            <w:pPr>
-              <w:spacing w:before="40" w:after="40"/>
-              <w:jc w:val="left"/>
-            </w:pPr>
-            <w:r>
-              <w:rPr>
-                <w:rFonts w:ascii="Adani" w:hAnsi="Adani"/>
-                <w:b w:val="0"/>
-                <w:sz w:val="18"/>
-                <w:u w:val="none"/>
-              </w:rPr>
-              <w:t>NIL</w:t>
-            </w:r>
-          </w:p>
-        </w:tc>
-        <w:tc>
-          <w:tcPr>
-            <w:tcW w:type="dxa" w:w="1247"/>
-            <w:shd w:val="clear" w:color="auto" w:fill="FFFFFF"/>
-            <w:tcBorders>
-              <w:top w:val="single" w:sz="4" w:space="0" w:color="000000"/>
-              <w:left w:val="single" w:sz="4" w:space="0" w:color="000000"/>
-              <w:bottom w:val="single" w:sz="4" w:space="0" w:color="000000"/>
-              <w:right w:val="single" w:sz="4" w:space="0" w:color="000000"/>
-            </w:tcBorders>
-            <w:vAlign w:val="center"/>
-          </w:tcPr>
-          <w:p>
-            <w:pPr>
-              <w:spacing w:before="40" w:after="40"/>
-              <w:jc w:val="left"/>
-            </w:pPr>
-            <w:r>
-              <w:rPr>
-                <w:rFonts w:ascii="Adani" w:hAnsi="Adani"/>
-                <w:b w:val="0"/>
-                <w:sz w:val="18"/>
-                <w:u w:val="none"/>
-              </w:rPr>
-              <w:t>28/09/2021</w:t>
-            </w:r>
-          </w:p>
-        </w:tc>
-      </w:tr>
-      <w:tr>
-        <w:tc>
-          <w:tcPr>
-            <w:tcW w:type="dxa" w:w="680"/>
-            <w:shd w:val="clear" w:color="auto" w:fill="FFFFFF"/>
-            <w:tcBorders>
-              <w:top w:val="single" w:sz="4" w:space="0" w:color="000000"/>
-              <w:left w:val="single" w:sz="4" w:space="0" w:color="000000"/>
-              <w:bottom w:val="single" w:sz="4" w:space="0" w:color="000000"/>
-              <w:right w:val="single" w:sz="4" w:space="0" w:color="000000"/>
-            </w:tcBorders>
-            <w:vAlign w:val="center"/>
-          </w:tcPr>
-          <w:p>
-            <w:pPr>
-              <w:spacing w:before="40" w:after="40"/>
-              <w:jc w:val="left"/>
-            </w:pPr>
-            <w:r>
-              <w:rPr>
-                <w:rFonts w:ascii="Adani" w:hAnsi="Adani"/>
-                <w:b w:val="0"/>
-                <w:sz w:val="18"/>
-                <w:u w:val="none"/>
-              </w:rPr>
-              <w:t>10</w:t>
-            </w:r>
-          </w:p>
-        </w:tc>
-        <w:tc>
-          <w:tcPr>
-            <w:tcW w:type="dxa" w:w="3969"/>
-            <w:shd w:val="clear" w:color="auto" w:fill="FFFFFF"/>
-            <w:tcBorders>
-              <w:top w:val="single" w:sz="4" w:space="0" w:color="000000"/>
-              <w:left w:val="single" w:sz="4" w:space="0" w:color="000000"/>
-              <w:bottom w:val="single" w:sz="4" w:space="0" w:color="000000"/>
-              <w:right w:val="single" w:sz="4" w:space="0" w:color="000000"/>
-            </w:tcBorders>
-            <w:vAlign w:val="center"/>
-          </w:tcPr>
-          <w:p>
-            <w:pPr>
-              <w:spacing w:before="40" w:after="40"/>
-              <w:jc w:val="left"/>
-            </w:pPr>
-            <w:r>
-              <w:rPr>
-                <w:rFonts w:ascii="Adani" w:hAnsi="Adani"/>
-                <w:b w:val="0"/>
-                <w:sz w:val="18"/>
-                <w:u w:val="none"/>
-              </w:rPr>
-              <w:t>ADANI NEW INDUSTRIES LIMITED</w:t>
-            </w:r>
-          </w:p>
-        </w:tc>
-        <w:tc>
-          <w:tcPr>
-            <w:tcW w:type="dxa" w:w="1814"/>
-            <w:shd w:val="clear" w:color="auto" w:fill="FFFFFF"/>
-            <w:tcBorders>
-              <w:top w:val="single" w:sz="4" w:space="0" w:color="000000"/>
-              <w:left w:val="single" w:sz="4" w:space="0" w:color="000000"/>
-              <w:bottom w:val="single" w:sz="4" w:space="0" w:color="000000"/>
-              <w:right w:val="single" w:sz="4" w:space="0" w:color="000000"/>
-            </w:tcBorders>
-            <w:vAlign w:val="center"/>
-          </w:tcPr>
-          <w:p>
-            <w:pPr>
-              <w:spacing w:before="40" w:after="40"/>
-              <w:jc w:val="left"/>
-            </w:pPr>
-            <w:r>
-              <w:rPr>
-                <w:rFonts w:ascii="Adani" w:hAnsi="Adani"/>
-                <w:b w:val="0"/>
-                <w:sz w:val="18"/>
-                <w:u w:val="none"/>
-              </w:rPr>
-              <w:t>Director</w:t>
-            </w:r>
-          </w:p>
-        </w:tc>
-        <w:tc>
-          <w:tcPr>
-            <w:tcW w:type="dxa" w:w="1020"/>
-            <w:shd w:val="clear" w:color="auto" w:fill="FFFFFF"/>
-            <w:tcBorders>
-              <w:top w:val="single" w:sz="4" w:space="0" w:color="000000"/>
-              <w:left w:val="single" w:sz="4" w:space="0" w:color="000000"/>
-              <w:bottom w:val="single" w:sz="4" w:space="0" w:color="000000"/>
-              <w:right w:val="single" w:sz="4" w:space="0" w:color="000000"/>
-            </w:tcBorders>
-            <w:vAlign w:val="center"/>
-          </w:tcPr>
-          <w:p>
-            <w:pPr>
-              <w:spacing w:before="40" w:after="40"/>
-              <w:jc w:val="left"/>
-            </w:pPr>
-            <w:r>
-              <w:rPr>
-                <w:rFonts w:ascii="Adani" w:hAnsi="Adani"/>
-                <w:b w:val="0"/>
-                <w:sz w:val="18"/>
-                <w:u w:val="none"/>
-              </w:rPr>
-              <w:t>NIL</w:t>
-            </w:r>
-          </w:p>
-        </w:tc>
-        <w:tc>
-          <w:tcPr>
-            <w:tcW w:type="dxa" w:w="1247"/>
-            <w:shd w:val="clear" w:color="auto" w:fill="FFFFFF"/>
-            <w:tcBorders>
-              <w:top w:val="single" w:sz="4" w:space="0" w:color="000000"/>
-              <w:left w:val="single" w:sz="4" w:space="0" w:color="000000"/>
-              <w:bottom w:val="single" w:sz="4" w:space="0" w:color="000000"/>
-              <w:right w:val="single" w:sz="4" w:space="0" w:color="000000"/>
-            </w:tcBorders>
-            <w:vAlign w:val="center"/>
-          </w:tcPr>
-          <w:p>
-            <w:pPr>
-              <w:spacing w:before="40" w:after="40"/>
-              <w:jc w:val="left"/>
-            </w:pPr>
-            <w:r>
-              <w:rPr>
-                <w:rFonts w:ascii="Adani" w:hAnsi="Adani"/>
-                <w:b w:val="0"/>
-                <w:sz w:val="18"/>
-                <w:u w:val="none"/>
-              </w:rPr>
-              <w:t>07/06/2021</w:t>
-            </w:r>
-          </w:p>
-        </w:tc>
-      </w:tr>
-      <w:tr>
-        <w:tc>
-          <w:tcPr>
-            <w:tcW w:type="dxa" w:w="680"/>
-            <w:shd w:val="clear" w:color="auto" w:fill="FFFFFF"/>
-            <w:tcBorders>
-              <w:top w:val="single" w:sz="4" w:space="0" w:color="000000"/>
-              <w:left w:val="single" w:sz="4" w:space="0" w:color="000000"/>
-              <w:bottom w:val="single" w:sz="4" w:space="0" w:color="000000"/>
-              <w:right w:val="single" w:sz="4" w:space="0" w:color="000000"/>
-            </w:tcBorders>
-            <w:vAlign w:val="center"/>
-          </w:tcPr>
-          <w:p>
-            <w:pPr>
-              <w:spacing w:before="40" w:after="40"/>
-              <w:jc w:val="left"/>
-            </w:pPr>
-            <w:r>
-              <w:rPr>
-                <w:rFonts w:ascii="Adani" w:hAnsi="Adani"/>
-                <w:b w:val="0"/>
-                <w:sz w:val="18"/>
-                <w:u w:val="none"/>
-              </w:rPr>
-              <w:t>11</w:t>
-            </w:r>
-          </w:p>
-        </w:tc>
-        <w:tc>
-          <w:tcPr>
-            <w:tcW w:type="dxa" w:w="3969"/>
-            <w:shd w:val="clear" w:color="auto" w:fill="FFFFFF"/>
-            <w:tcBorders>
-              <w:top w:val="single" w:sz="4" w:space="0" w:color="000000"/>
-              <w:left w:val="single" w:sz="4" w:space="0" w:color="000000"/>
-              <w:bottom w:val="single" w:sz="4" w:space="0" w:color="000000"/>
-              <w:right w:val="single" w:sz="4" w:space="0" w:color="000000"/>
-            </w:tcBorders>
-            <w:vAlign w:val="center"/>
-          </w:tcPr>
-          <w:p>
-            <w:pPr>
-              <w:spacing w:before="40" w:after="40"/>
-              <w:jc w:val="left"/>
-            </w:pPr>
-            <w:r>
-              <w:rPr>
-                <w:rFonts w:ascii="Adani" w:hAnsi="Adani"/>
-                <w:b w:val="0"/>
-                <w:sz w:val="18"/>
-                <w:u w:val="none"/>
-              </w:rPr>
-              <w:t>ADANI ROAD O&amp;M LIMITED</w:t>
-            </w:r>
-          </w:p>
-        </w:tc>
-        <w:tc>
-          <w:tcPr>
-            <w:tcW w:type="dxa" w:w="1814"/>
-            <w:shd w:val="clear" w:color="auto" w:fill="FFFFFF"/>
-            <w:tcBorders>
-              <w:top w:val="single" w:sz="4" w:space="0" w:color="000000"/>
-              <w:left w:val="single" w:sz="4" w:space="0" w:color="000000"/>
-              <w:bottom w:val="single" w:sz="4" w:space="0" w:color="000000"/>
-              <w:right w:val="single" w:sz="4" w:space="0" w:color="000000"/>
-            </w:tcBorders>
-            <w:vAlign w:val="center"/>
-          </w:tcPr>
-          <w:p>
-            <w:pPr>
-              <w:spacing w:before="40" w:after="40"/>
-              <w:jc w:val="left"/>
-            </w:pPr>
-            <w:r>
-              <w:rPr>
-                <w:rFonts w:ascii="Adani" w:hAnsi="Adani"/>
-                <w:b w:val="0"/>
-                <w:sz w:val="18"/>
-                <w:u w:val="none"/>
-              </w:rPr>
-              <w:t>Director</w:t>
-            </w:r>
-          </w:p>
-        </w:tc>
-        <w:tc>
-          <w:tcPr>
-            <w:tcW w:type="dxa" w:w="1020"/>
-            <w:shd w:val="clear" w:color="auto" w:fill="FFFFFF"/>
-            <w:tcBorders>
-              <w:top w:val="single" w:sz="4" w:space="0" w:color="000000"/>
-              <w:left w:val="single" w:sz="4" w:space="0" w:color="000000"/>
-              <w:bottom w:val="single" w:sz="4" w:space="0" w:color="000000"/>
-              <w:right w:val="single" w:sz="4" w:space="0" w:color="000000"/>
-            </w:tcBorders>
-            <w:vAlign w:val="center"/>
-          </w:tcPr>
-          <w:p>
-            <w:pPr>
-              <w:spacing w:before="40" w:after="40"/>
-              <w:jc w:val="left"/>
-            </w:pPr>
-            <w:r>
-              <w:rPr>
-                <w:rFonts w:ascii="Adani" w:hAnsi="Adani"/>
-                <w:b w:val="0"/>
-                <w:sz w:val="18"/>
-                <w:u w:val="none"/>
-              </w:rPr>
-              <w:t>NIL</w:t>
-            </w:r>
-          </w:p>
-        </w:tc>
-        <w:tc>
-          <w:tcPr>
-            <w:tcW w:type="dxa" w:w="1247"/>
-            <w:shd w:val="clear" w:color="auto" w:fill="FFFFFF"/>
-            <w:tcBorders>
-              <w:top w:val="single" w:sz="4" w:space="0" w:color="000000"/>
-              <w:left w:val="single" w:sz="4" w:space="0" w:color="000000"/>
-              <w:bottom w:val="single" w:sz="4" w:space="0" w:color="000000"/>
-              <w:right w:val="single" w:sz="4" w:space="0" w:color="000000"/>
-            </w:tcBorders>
-            <w:vAlign w:val="center"/>
-          </w:tcPr>
-          <w:p>
-            <w:pPr>
-              <w:spacing w:before="40" w:after="40"/>
-              <w:jc w:val="left"/>
-            </w:pPr>
-            <w:r>
-              <w:rPr>
-                <w:rFonts w:ascii="Adani" w:hAnsi="Adani"/>
-                <w:b w:val="0"/>
-                <w:sz w:val="18"/>
-                <w:u w:val="none"/>
-              </w:rPr>
-              <w:t>07/04/2021</w:t>
-            </w:r>
-          </w:p>
-        </w:tc>
-      </w:tr>
-      <w:tr>
-        <w:tc>
-          <w:tcPr>
-            <w:tcW w:type="dxa" w:w="680"/>
-            <w:shd w:val="clear" w:color="auto" w:fill="FFFFFF"/>
-            <w:tcBorders>
-              <w:top w:val="single" w:sz="4" w:space="0" w:color="000000"/>
-              <w:left w:val="single" w:sz="4" w:space="0" w:color="000000"/>
-              <w:bottom w:val="single" w:sz="4" w:space="0" w:color="000000"/>
-              <w:right w:val="single" w:sz="4" w:space="0" w:color="000000"/>
-            </w:tcBorders>
-            <w:vAlign w:val="center"/>
-          </w:tcPr>
-          <w:p>
-            <w:pPr>
-              <w:spacing w:before="40" w:after="40"/>
-              <w:jc w:val="left"/>
-            </w:pPr>
-            <w:r>
-              <w:rPr>
-                <w:rFonts w:ascii="Adani" w:hAnsi="Adani"/>
-                <w:b w:val="0"/>
-                <w:sz w:val="18"/>
-                <w:u w:val="none"/>
-              </w:rPr>
-              <w:t>12</w:t>
-            </w:r>
-          </w:p>
-        </w:tc>
-        <w:tc>
-          <w:tcPr>
-            <w:tcW w:type="dxa" w:w="3969"/>
-            <w:shd w:val="clear" w:color="auto" w:fill="FFFFFF"/>
-            <w:tcBorders>
-              <w:top w:val="single" w:sz="4" w:space="0" w:color="000000"/>
-              <w:left w:val="single" w:sz="4" w:space="0" w:color="000000"/>
-              <w:bottom w:val="single" w:sz="4" w:space="0" w:color="000000"/>
-              <w:right w:val="single" w:sz="4" w:space="0" w:color="000000"/>
-            </w:tcBorders>
-            <w:vAlign w:val="center"/>
-          </w:tcPr>
-          <w:p>
-            <w:pPr>
-              <w:spacing w:before="40" w:after="40"/>
-              <w:jc w:val="left"/>
-            </w:pPr>
-            <w:r>
-              <w:rPr>
-                <w:rFonts w:ascii="Adani" w:hAnsi="Adani"/>
-                <w:b w:val="0"/>
-                <w:sz w:val="18"/>
-                <w:u w:val="none"/>
-              </w:rPr>
-              <w:t>KUTCH COPPER LIMITED</w:t>
-            </w:r>
-          </w:p>
-        </w:tc>
-        <w:tc>
-          <w:tcPr>
-            <w:tcW w:type="dxa" w:w="1814"/>
-            <w:shd w:val="clear" w:color="auto" w:fill="FFFFFF"/>
-            <w:tcBorders>
-              <w:top w:val="single" w:sz="4" w:space="0" w:color="000000"/>
-              <w:left w:val="single" w:sz="4" w:space="0" w:color="000000"/>
-              <w:bottom w:val="single" w:sz="4" w:space="0" w:color="000000"/>
-              <w:right w:val="single" w:sz="4" w:space="0" w:color="000000"/>
-            </w:tcBorders>
-            <w:vAlign w:val="center"/>
-          </w:tcPr>
-          <w:p>
-            <w:pPr>
-              <w:spacing w:before="40" w:after="40"/>
-              <w:jc w:val="left"/>
-            </w:pPr>
-            <w:r>
-              <w:rPr>
-                <w:rFonts w:ascii="Adani" w:hAnsi="Adani"/>
-                <w:b w:val="0"/>
-                <w:sz w:val="18"/>
-                <w:u w:val="none"/>
-              </w:rPr>
-              <w:t>Director</w:t>
-            </w:r>
-          </w:p>
-        </w:tc>
-        <w:tc>
-          <w:tcPr>
-            <w:tcW w:type="dxa" w:w="1020"/>
-            <w:shd w:val="clear" w:color="auto" w:fill="FFFFFF"/>
-            <w:tcBorders>
-              <w:top w:val="single" w:sz="4" w:space="0" w:color="000000"/>
-              <w:left w:val="single" w:sz="4" w:space="0" w:color="000000"/>
-              <w:bottom w:val="single" w:sz="4" w:space="0" w:color="000000"/>
-              <w:right w:val="single" w:sz="4" w:space="0" w:color="000000"/>
-            </w:tcBorders>
-            <w:vAlign w:val="center"/>
-          </w:tcPr>
-          <w:p>
-            <w:pPr>
-              <w:spacing w:before="40" w:after="40"/>
-              <w:jc w:val="left"/>
-            </w:pPr>
-            <w:r>
-              <w:rPr>
-                <w:rFonts w:ascii="Adani" w:hAnsi="Adani"/>
-                <w:b w:val="0"/>
-                <w:sz w:val="18"/>
-                <w:u w:val="none"/>
-              </w:rPr>
-              <w:t>NIL</w:t>
-            </w:r>
-          </w:p>
-        </w:tc>
-        <w:tc>
-          <w:tcPr>
-            <w:tcW w:type="dxa" w:w="1247"/>
-            <w:shd w:val="clear" w:color="auto" w:fill="FFFFFF"/>
-            <w:tcBorders>
-              <w:top w:val="single" w:sz="4" w:space="0" w:color="000000"/>
-              <w:left w:val="single" w:sz="4" w:space="0" w:color="000000"/>
-              <w:bottom w:val="single" w:sz="4" w:space="0" w:color="000000"/>
-              <w:right w:val="single" w:sz="4" w:space="0" w:color="000000"/>
-            </w:tcBorders>
-            <w:vAlign w:val="center"/>
-          </w:tcPr>
-          <w:p>
-            <w:pPr>
-              <w:spacing w:before="40" w:after="40"/>
-              <w:jc w:val="left"/>
-            </w:pPr>
-            <w:r>
-              <w:rPr>
-                <w:rFonts w:ascii="Adani" w:hAnsi="Adani"/>
-                <w:b w:val="0"/>
-                <w:sz w:val="18"/>
-                <w:u w:val="none"/>
-              </w:rPr>
-              <w:t>24/03/2021</w:t>
-            </w:r>
-          </w:p>
-        </w:tc>
-      </w:tr>
-      <w:tr>
-        <w:tc>
-          <w:tcPr>
-            <w:tcW w:type="dxa" w:w="680"/>
-            <w:shd w:val="clear" w:color="auto" w:fill="FFFFFF"/>
-            <w:tcBorders>
-              <w:top w:val="single" w:sz="4" w:space="0" w:color="000000"/>
-              <w:left w:val="single" w:sz="4" w:space="0" w:color="000000"/>
-              <w:bottom w:val="single" w:sz="4" w:space="0" w:color="000000"/>
-              <w:right w:val="single" w:sz="4" w:space="0" w:color="000000"/>
-            </w:tcBorders>
-            <w:vAlign w:val="center"/>
-          </w:tcPr>
-          <w:p>
-            <w:pPr>
-              <w:spacing w:before="40" w:after="40"/>
-              <w:jc w:val="left"/>
-            </w:pPr>
-            <w:r>
-              <w:rPr>
-                <w:rFonts w:ascii="Adani" w:hAnsi="Adani"/>
-                <w:b w:val="0"/>
-                <w:sz w:val="18"/>
-                <w:u w:val="none"/>
-              </w:rPr>
-              <w:t>13</w:t>
-            </w:r>
-          </w:p>
-        </w:tc>
-        <w:tc>
-          <w:tcPr>
-            <w:tcW w:type="dxa" w:w="3969"/>
-            <w:shd w:val="clear" w:color="auto" w:fill="FFFFFF"/>
-            <w:tcBorders>
-              <w:top w:val="single" w:sz="4" w:space="0" w:color="000000"/>
-              <w:left w:val="single" w:sz="4" w:space="0" w:color="000000"/>
-              <w:bottom w:val="single" w:sz="4" w:space="0" w:color="000000"/>
-              <w:right w:val="single" w:sz="4" w:space="0" w:color="000000"/>
-            </w:tcBorders>
-            <w:vAlign w:val="center"/>
-          </w:tcPr>
-          <w:p>
-            <w:pPr>
-              <w:spacing w:before="40" w:after="40"/>
-              <w:jc w:val="left"/>
-            </w:pPr>
-            <w:r>
-              <w:rPr>
-                <w:rFonts w:ascii="Adani" w:hAnsi="Adani"/>
-                <w:b w:val="0"/>
-                <w:sz w:val="18"/>
-                <w:u w:val="none"/>
-              </w:rPr>
-              <w:t>AZHIYUR VENGALAM ROAD LIMITED</w:t>
-            </w:r>
-          </w:p>
-        </w:tc>
-        <w:tc>
-          <w:tcPr>
-            <w:tcW w:type="dxa" w:w="1814"/>
-            <w:shd w:val="clear" w:color="auto" w:fill="FFFFFF"/>
-            <w:tcBorders>
-              <w:top w:val="single" w:sz="4" w:space="0" w:color="000000"/>
-              <w:left w:val="single" w:sz="4" w:space="0" w:color="000000"/>
-              <w:bottom w:val="single" w:sz="4" w:space="0" w:color="000000"/>
-              <w:right w:val="single" w:sz="4" w:space="0" w:color="000000"/>
-            </w:tcBorders>
-            <w:vAlign w:val="center"/>
-          </w:tcPr>
-          <w:p>
-            <w:pPr>
-              <w:spacing w:before="40" w:after="40"/>
-              <w:jc w:val="left"/>
-            </w:pPr>
-            <w:r>
-              <w:rPr>
-                <w:rFonts w:ascii="Adani" w:hAnsi="Adani"/>
-                <w:b w:val="0"/>
-                <w:sz w:val="18"/>
-                <w:u w:val="none"/>
-              </w:rPr>
-              <w:t>Director</w:t>
-            </w:r>
-          </w:p>
-        </w:tc>
-        <w:tc>
-          <w:tcPr>
-            <w:tcW w:type="dxa" w:w="1020"/>
-            <w:shd w:val="clear" w:color="auto" w:fill="FFFFFF"/>
-            <w:tcBorders>
-              <w:top w:val="single" w:sz="4" w:space="0" w:color="000000"/>
-              <w:left w:val="single" w:sz="4" w:space="0" w:color="000000"/>
-              <w:bottom w:val="single" w:sz="4" w:space="0" w:color="000000"/>
-              <w:right w:val="single" w:sz="4" w:space="0" w:color="000000"/>
-            </w:tcBorders>
-            <w:vAlign w:val="center"/>
-          </w:tcPr>
-          <w:p>
-            <w:pPr>
-              <w:spacing w:before="40" w:after="40"/>
-              <w:jc w:val="left"/>
-            </w:pPr>
-            <w:r>
-              <w:rPr>
-                <w:rFonts w:ascii="Adani" w:hAnsi="Adani"/>
-                <w:b w:val="0"/>
-                <w:sz w:val="18"/>
-                <w:u w:val="none"/>
-              </w:rPr>
-              <w:t>NIL</w:t>
-            </w:r>
-          </w:p>
-        </w:tc>
-        <w:tc>
-          <w:tcPr>
-            <w:tcW w:type="dxa" w:w="1247"/>
-            <w:shd w:val="clear" w:color="auto" w:fill="FFFFFF"/>
-            <w:tcBorders>
-              <w:top w:val="single" w:sz="4" w:space="0" w:color="000000"/>
-              <w:left w:val="single" w:sz="4" w:space="0" w:color="000000"/>
-              <w:bottom w:val="single" w:sz="4" w:space="0" w:color="000000"/>
-              <w:right w:val="single" w:sz="4" w:space="0" w:color="000000"/>
-            </w:tcBorders>
-            <w:vAlign w:val="center"/>
-          </w:tcPr>
-          <w:p>
-            <w:pPr>
-              <w:spacing w:before="40" w:after="40"/>
-              <w:jc w:val="left"/>
-            </w:pPr>
-            <w:r>
-              <w:rPr>
-                <w:rFonts w:ascii="Adani" w:hAnsi="Adani"/>
-                <w:b w:val="0"/>
-                <w:sz w:val="18"/>
-                <w:u w:val="none"/>
-              </w:rPr>
-              <w:t>01/02/2021</w:t>
-            </w:r>
-          </w:p>
-        </w:tc>
-      </w:tr>
-      <w:tr>
-        <w:tc>
-          <w:tcPr>
-            <w:tcW w:type="dxa" w:w="680"/>
-            <w:shd w:val="clear" w:color="auto" w:fill="FFFFFF"/>
-            <w:tcBorders>
-              <w:top w:val="single" w:sz="4" w:space="0" w:color="000000"/>
-              <w:left w:val="single" w:sz="4" w:space="0" w:color="000000"/>
-              <w:bottom w:val="single" w:sz="4" w:space="0" w:color="000000"/>
-              <w:right w:val="single" w:sz="4" w:space="0" w:color="000000"/>
-            </w:tcBorders>
-            <w:vAlign w:val="center"/>
-          </w:tcPr>
-          <w:p>
-            <w:pPr>
-              <w:spacing w:before="40" w:after="40"/>
-              <w:jc w:val="left"/>
-            </w:pPr>
-            <w:r>
-              <w:rPr>
-                <w:rFonts w:ascii="Adani" w:hAnsi="Adani"/>
-                <w:b w:val="0"/>
-                <w:sz w:val="18"/>
-                <w:u w:val="none"/>
-              </w:rPr>
-              <w:t>14</w:t>
-            </w:r>
-          </w:p>
-        </w:tc>
-        <w:tc>
-          <w:tcPr>
-            <w:tcW w:type="dxa" w:w="3969"/>
-            <w:shd w:val="clear" w:color="auto" w:fill="FFFFFF"/>
-            <w:tcBorders>
-              <w:top w:val="single" w:sz="4" w:space="0" w:color="000000"/>
-              <w:left w:val="single" w:sz="4" w:space="0" w:color="000000"/>
-              <w:bottom w:val="single" w:sz="4" w:space="0" w:color="000000"/>
-              <w:right w:val="single" w:sz="4" w:space="0" w:color="000000"/>
-            </w:tcBorders>
-            <w:vAlign w:val="center"/>
-          </w:tcPr>
-          <w:p>
-            <w:pPr>
-              <w:spacing w:before="40" w:after="40"/>
-              <w:jc w:val="left"/>
-            </w:pPr>
-            <w:r>
-              <w:rPr>
-                <w:rFonts w:ascii="Adani" w:hAnsi="Adani"/>
-                <w:b w:val="0"/>
-                <w:sz w:val="18"/>
-                <w:u w:val="none"/>
-              </w:rPr>
-              <w:t>NANASA PIDGAON ROAD LIMITED</w:t>
-            </w:r>
-          </w:p>
-        </w:tc>
-        <w:tc>
-          <w:tcPr>
-            <w:tcW w:type="dxa" w:w="1814"/>
-            <w:shd w:val="clear" w:color="auto" w:fill="FFFFFF"/>
-            <w:tcBorders>
-              <w:top w:val="single" w:sz="4" w:space="0" w:color="000000"/>
-              <w:left w:val="single" w:sz="4" w:space="0" w:color="000000"/>
-              <w:bottom w:val="single" w:sz="4" w:space="0" w:color="000000"/>
-              <w:right w:val="single" w:sz="4" w:space="0" w:color="000000"/>
-            </w:tcBorders>
-            <w:vAlign w:val="center"/>
-          </w:tcPr>
-          <w:p>
-            <w:pPr>
-              <w:spacing w:before="40" w:after="40"/>
-              <w:jc w:val="left"/>
-            </w:pPr>
-            <w:r>
-              <w:rPr>
-                <w:rFonts w:ascii="Adani" w:hAnsi="Adani"/>
-                <w:b w:val="0"/>
-                <w:sz w:val="18"/>
-                <w:u w:val="none"/>
-              </w:rPr>
-              <w:t>Director</w:t>
-            </w:r>
-          </w:p>
-        </w:tc>
-        <w:tc>
-          <w:tcPr>
-            <w:tcW w:type="dxa" w:w="1020"/>
-            <w:shd w:val="clear" w:color="auto" w:fill="FFFFFF"/>
-            <w:tcBorders>
-              <w:top w:val="single" w:sz="4" w:space="0" w:color="000000"/>
-              <w:left w:val="single" w:sz="4" w:space="0" w:color="000000"/>
-              <w:bottom w:val="single" w:sz="4" w:space="0" w:color="000000"/>
-              <w:right w:val="single" w:sz="4" w:space="0" w:color="000000"/>
-            </w:tcBorders>
-            <w:vAlign w:val="center"/>
-          </w:tcPr>
-          <w:p>
-            <w:pPr>
-              <w:spacing w:before="40" w:after="40"/>
-              <w:jc w:val="left"/>
-            </w:pPr>
-            <w:r>
-              <w:rPr>
-                <w:rFonts w:ascii="Adani" w:hAnsi="Adani"/>
-                <w:b w:val="0"/>
-                <w:sz w:val="18"/>
-                <w:u w:val="none"/>
-              </w:rPr>
-              <w:t>NIL</w:t>
-            </w:r>
-          </w:p>
-        </w:tc>
-        <w:tc>
-          <w:tcPr>
-            <w:tcW w:type="dxa" w:w="1247"/>
-            <w:shd w:val="clear" w:color="auto" w:fill="FFFFFF"/>
-            <w:tcBorders>
-              <w:top w:val="single" w:sz="4" w:space="0" w:color="000000"/>
-              <w:left w:val="single" w:sz="4" w:space="0" w:color="000000"/>
-              <w:bottom w:val="single" w:sz="4" w:space="0" w:color="000000"/>
-              <w:right w:val="single" w:sz="4" w:space="0" w:color="000000"/>
-            </w:tcBorders>
-            <w:vAlign w:val="center"/>
-          </w:tcPr>
-          <w:p>
-            <w:pPr>
-              <w:spacing w:before="40" w:after="40"/>
-              <w:jc w:val="left"/>
-            </w:pPr>
-            <w:r>
-              <w:rPr>
-                <w:rFonts w:ascii="Adani" w:hAnsi="Adani"/>
-                <w:b w:val="0"/>
-                <w:sz w:val="18"/>
-                <w:u w:val="none"/>
-              </w:rPr>
-              <w:t>08/05/2020</w:t>
-            </w:r>
-          </w:p>
-        </w:tc>
-      </w:tr>
-      <w:tr>
-        <w:tc>
-          <w:tcPr>
-            <w:tcW w:type="dxa" w:w="680"/>
-            <w:shd w:val="clear" w:color="auto" w:fill="FFFFFF"/>
-            <w:tcBorders>
-              <w:top w:val="single" w:sz="4" w:space="0" w:color="000000"/>
-              <w:left w:val="single" w:sz="4" w:space="0" w:color="000000"/>
-              <w:bottom w:val="single" w:sz="4" w:space="0" w:color="000000"/>
-              <w:right w:val="single" w:sz="4" w:space="0" w:color="000000"/>
-            </w:tcBorders>
-            <w:vAlign w:val="center"/>
-          </w:tcPr>
-          <w:p>
-            <w:pPr>
-              <w:spacing w:before="40" w:after="40"/>
-              <w:jc w:val="left"/>
-            </w:pPr>
-            <w:r>
-              <w:rPr>
-                <w:rFonts w:ascii="Adani" w:hAnsi="Adani"/>
-                <w:b w:val="0"/>
-                <w:sz w:val="18"/>
-                <w:u w:val="none"/>
-              </w:rPr>
-              <w:t>15</w:t>
-            </w:r>
-          </w:p>
-        </w:tc>
-        <w:tc>
-          <w:tcPr>
-            <w:tcW w:type="dxa" w:w="3969"/>
-            <w:shd w:val="clear" w:color="auto" w:fill="FFFFFF"/>
-            <w:tcBorders>
-              <w:top w:val="single" w:sz="4" w:space="0" w:color="000000"/>
-              <w:left w:val="single" w:sz="4" w:space="0" w:color="000000"/>
-              <w:bottom w:val="single" w:sz="4" w:space="0" w:color="000000"/>
-              <w:right w:val="single" w:sz="4" w:space="0" w:color="000000"/>
-            </w:tcBorders>
-            <w:vAlign w:val="center"/>
-          </w:tcPr>
-          <w:p>
-            <w:pPr>
-              <w:spacing w:before="40" w:after="40"/>
-              <w:jc w:val="left"/>
-            </w:pPr>
-            <w:r>
-              <w:rPr>
-                <w:rFonts w:ascii="Adani" w:hAnsi="Adani"/>
-                <w:b w:val="0"/>
-                <w:sz w:val="18"/>
-                <w:u w:val="none"/>
-              </w:rPr>
-              <w:t>ADANI POWER (JHARKHAND) LIMITED</w:t>
-            </w:r>
-          </w:p>
-        </w:tc>
-        <w:tc>
-          <w:tcPr>
-            <w:tcW w:type="dxa" w:w="1814"/>
-            <w:shd w:val="clear" w:color="auto" w:fill="FFFFFF"/>
-            <w:tcBorders>
-              <w:top w:val="single" w:sz="4" w:space="0" w:color="000000"/>
-              <w:left w:val="single" w:sz="4" w:space="0" w:color="000000"/>
-              <w:bottom w:val="single" w:sz="4" w:space="0" w:color="000000"/>
-              <w:right w:val="single" w:sz="4" w:space="0" w:color="000000"/>
-            </w:tcBorders>
-            <w:vAlign w:val="center"/>
-          </w:tcPr>
-          <w:p>
-            <w:pPr>
-              <w:spacing w:before="40" w:after="40"/>
-              <w:jc w:val="left"/>
-            </w:pPr>
-            <w:r>
-              <w:rPr>
-                <w:rFonts w:ascii="Adani" w:hAnsi="Adani"/>
-                <w:b w:val="0"/>
-                <w:sz w:val="18"/>
-                <w:u w:val="none"/>
-              </w:rPr>
-              <w:t>Additional Director</w:t>
-            </w:r>
-          </w:p>
-        </w:tc>
-        <w:tc>
-          <w:tcPr>
-            <w:tcW w:type="dxa" w:w="1020"/>
-            <w:shd w:val="clear" w:color="auto" w:fill="FFFFFF"/>
-            <w:tcBorders>
-              <w:top w:val="single" w:sz="4" w:space="0" w:color="000000"/>
-              <w:left w:val="single" w:sz="4" w:space="0" w:color="000000"/>
-              <w:bottom w:val="single" w:sz="4" w:space="0" w:color="000000"/>
-              <w:right w:val="single" w:sz="4" w:space="0" w:color="000000"/>
-            </w:tcBorders>
-            <w:vAlign w:val="center"/>
-          </w:tcPr>
-          <w:p>
-            <w:pPr>
-              <w:spacing w:before="40" w:after="40"/>
-              <w:jc w:val="left"/>
-            </w:pPr>
-            <w:r>
-              <w:rPr>
-                <w:rFonts w:ascii="Adani" w:hAnsi="Adani"/>
-                <w:b w:val="0"/>
-                <w:sz w:val="18"/>
-                <w:u w:val="none"/>
-              </w:rPr>
-              <w:t>NIL</w:t>
-            </w:r>
-          </w:p>
-        </w:tc>
-        <w:tc>
-          <w:tcPr>
-            <w:tcW w:type="dxa" w:w="1247"/>
-            <w:shd w:val="clear" w:color="auto" w:fill="FFFFFF"/>
-            <w:tcBorders>
-              <w:top w:val="single" w:sz="4" w:space="0" w:color="000000"/>
-              <w:left w:val="single" w:sz="4" w:space="0" w:color="000000"/>
-              <w:bottom w:val="single" w:sz="4" w:space="0" w:color="000000"/>
-              <w:right w:val="single" w:sz="4" w:space="0" w:color="000000"/>
-            </w:tcBorders>
-            <w:vAlign w:val="center"/>
-          </w:tcPr>
-          <w:p>
-            <w:pPr>
-              <w:spacing w:before="40" w:after="40"/>
-              <w:jc w:val="left"/>
-            </w:pPr>
-            <w:r>
-              <w:rPr>
-                <w:rFonts w:ascii="Adani" w:hAnsi="Adani"/>
-                <w:b w:val="0"/>
-                <w:sz w:val="18"/>
-                <w:u w:val="none"/>
-              </w:rPr>
-              <w:t>24/08/2019</w:t>
-            </w:r>
-          </w:p>
-        </w:tc>
-      </w:tr>
-      <w:tr>
-        <w:tc>
-          <w:tcPr>
-            <w:tcW w:type="dxa" w:w="680"/>
-            <w:shd w:val="clear" w:color="auto" w:fill="FFFFFF"/>
-            <w:tcBorders>
-              <w:top w:val="single" w:sz="4" w:space="0" w:color="000000"/>
-              <w:left w:val="single" w:sz="4" w:space="0" w:color="000000"/>
-              <w:bottom w:val="single" w:sz="4" w:space="0" w:color="000000"/>
-              <w:right w:val="single" w:sz="4" w:space="0" w:color="000000"/>
-            </w:tcBorders>
-            <w:vAlign w:val="center"/>
-          </w:tcPr>
-          <w:p>
-            <w:pPr>
-              <w:spacing w:before="40" w:after="40"/>
-              <w:jc w:val="left"/>
-            </w:pPr>
-            <w:r>
-              <w:rPr>
-                <w:rFonts w:ascii="Adani" w:hAnsi="Adani"/>
-                <w:b w:val="0"/>
-                <w:sz w:val="18"/>
-                <w:u w:val="none"/>
-              </w:rPr>
-              <w:t>16</w:t>
-            </w:r>
-          </w:p>
-        </w:tc>
-        <w:tc>
-          <w:tcPr>
-            <w:tcW w:type="dxa" w:w="3969"/>
-            <w:shd w:val="clear" w:color="auto" w:fill="FFFFFF"/>
-            <w:tcBorders>
-              <w:top w:val="single" w:sz="4" w:space="0" w:color="000000"/>
-              <w:left w:val="single" w:sz="4" w:space="0" w:color="000000"/>
-              <w:bottom w:val="single" w:sz="4" w:space="0" w:color="000000"/>
-              <w:right w:val="single" w:sz="4" w:space="0" w:color="000000"/>
-            </w:tcBorders>
-            <w:vAlign w:val="center"/>
-          </w:tcPr>
-          <w:p>
-            <w:pPr>
-              <w:spacing w:before="40" w:after="40"/>
-              <w:jc w:val="left"/>
-            </w:pPr>
-            <w:r>
-              <w:rPr>
-                <w:rFonts w:ascii="Adani" w:hAnsi="Adani"/>
-                <w:b w:val="0"/>
-                <w:sz w:val="18"/>
-                <w:u w:val="none"/>
-              </w:rPr>
-              <w:t>SURYAPET KHAMMAM ROAD PRIVATE LIMITED</w:t>
-            </w:r>
-          </w:p>
-        </w:tc>
-        <w:tc>
-          <w:tcPr>
-            <w:tcW w:type="dxa" w:w="1814"/>
-            <w:shd w:val="clear" w:color="auto" w:fill="FFFFFF"/>
-            <w:tcBorders>
-              <w:top w:val="single" w:sz="4" w:space="0" w:color="000000"/>
-              <w:left w:val="single" w:sz="4" w:space="0" w:color="000000"/>
-              <w:bottom w:val="single" w:sz="4" w:space="0" w:color="000000"/>
-              <w:right w:val="single" w:sz="4" w:space="0" w:color="000000"/>
-            </w:tcBorders>
-            <w:vAlign w:val="center"/>
-          </w:tcPr>
-          <w:p>
-            <w:pPr>
-              <w:spacing w:before="40" w:after="40"/>
-              <w:jc w:val="left"/>
-            </w:pPr>
-            <w:r>
-              <w:rPr>
-                <w:rFonts w:ascii="Adani" w:hAnsi="Adani"/>
-                <w:b w:val="0"/>
-                <w:sz w:val="18"/>
-                <w:u w:val="none"/>
-              </w:rPr>
-              <w:t>Additional Director</w:t>
-            </w:r>
-          </w:p>
-        </w:tc>
-        <w:tc>
-          <w:tcPr>
-            <w:tcW w:type="dxa" w:w="1020"/>
-            <w:shd w:val="clear" w:color="auto" w:fill="FFFFFF"/>
-            <w:tcBorders>
-              <w:top w:val="single" w:sz="4" w:space="0" w:color="000000"/>
-              <w:left w:val="single" w:sz="4" w:space="0" w:color="000000"/>
-              <w:bottom w:val="single" w:sz="4" w:space="0" w:color="000000"/>
-              <w:right w:val="single" w:sz="4" w:space="0" w:color="000000"/>
-            </w:tcBorders>
-            <w:vAlign w:val="center"/>
-          </w:tcPr>
-          <w:p>
-            <w:pPr>
-              <w:spacing w:before="40" w:after="40"/>
-              <w:jc w:val="left"/>
-            </w:pPr>
-            <w:r>
-              <w:rPr>
-                <w:rFonts w:ascii="Adani" w:hAnsi="Adani"/>
-                <w:b w:val="0"/>
-                <w:sz w:val="18"/>
-                <w:u w:val="none"/>
-              </w:rPr>
-              <w:t>NIL</w:t>
-            </w:r>
-          </w:p>
-        </w:tc>
-        <w:tc>
-          <w:tcPr>
-            <w:tcW w:type="dxa" w:w="1247"/>
-            <w:shd w:val="clear" w:color="auto" w:fill="FFFFFF"/>
-            <w:tcBorders>
-              <w:top w:val="single" w:sz="4" w:space="0" w:color="000000"/>
-              <w:left w:val="single" w:sz="4" w:space="0" w:color="000000"/>
-              <w:bottom w:val="single" w:sz="4" w:space="0" w:color="000000"/>
-              <w:right w:val="single" w:sz="4" w:space="0" w:color="000000"/>
-            </w:tcBorders>
-            <w:vAlign w:val="center"/>
-          </w:tcPr>
-          <w:p>
-            <w:pPr>
-              <w:spacing w:before="40" w:after="40"/>
-              <w:jc w:val="left"/>
-            </w:pPr>
-            <w:r>
-              <w:rPr>
-                <w:rFonts w:ascii="Adani" w:hAnsi="Adani"/>
-                <w:b w:val="0"/>
-                <w:sz w:val="18"/>
-                <w:u w:val="none"/>
-              </w:rPr>
-              <w:t>12/06/2019</w:t>
-            </w:r>
-          </w:p>
-        </w:tc>
-      </w:tr>
-      <w:tr>
-        <w:tc>
-          <w:tcPr>
-            <w:tcW w:type="dxa" w:w="680"/>
-            <w:shd w:val="clear" w:color="auto" w:fill="FFFFFF"/>
-            <w:tcBorders>
-              <w:top w:val="single" w:sz="4" w:space="0" w:color="000000"/>
-              <w:left w:val="single" w:sz="4" w:space="0" w:color="000000"/>
-              <w:bottom w:val="single" w:sz="4" w:space="0" w:color="000000"/>
-              <w:right w:val="single" w:sz="4" w:space="0" w:color="000000"/>
-            </w:tcBorders>
-            <w:vAlign w:val="center"/>
-          </w:tcPr>
-          <w:p>
-            <w:pPr>
-              <w:spacing w:before="40" w:after="40"/>
-              <w:jc w:val="left"/>
-            </w:pPr>
-            <w:r>
-              <w:rPr>
-                <w:rFonts w:ascii="Adani" w:hAnsi="Adani"/>
-                <w:b w:val="0"/>
-                <w:sz w:val="18"/>
-                <w:u w:val="none"/>
-              </w:rPr>
-              <w:t>17</w:t>
-            </w:r>
-          </w:p>
-        </w:tc>
-        <w:tc>
-          <w:tcPr>
-            <w:tcW w:type="dxa" w:w="3969"/>
-            <w:shd w:val="clear" w:color="auto" w:fill="FFFFFF"/>
-            <w:tcBorders>
-              <w:top w:val="single" w:sz="4" w:space="0" w:color="000000"/>
-              <w:left w:val="single" w:sz="4" w:space="0" w:color="000000"/>
-              <w:bottom w:val="single" w:sz="4" w:space="0" w:color="000000"/>
-              <w:right w:val="single" w:sz="4" w:space="0" w:color="000000"/>
-            </w:tcBorders>
-            <w:vAlign w:val="center"/>
-          </w:tcPr>
-          <w:p>
-            <w:pPr>
-              <w:spacing w:before="40" w:after="40"/>
-              <w:jc w:val="left"/>
-            </w:pPr>
-            <w:r>
-              <w:rPr>
-                <w:rFonts w:ascii="Adani" w:hAnsi="Adani"/>
-                <w:b w:val="0"/>
-                <w:sz w:val="18"/>
-                <w:u w:val="none"/>
-              </w:rPr>
-              <w:t>MANCHERIAL REPALLEWADA ROAD PRIVATE LIMITED</w:t>
-            </w:r>
-          </w:p>
-        </w:tc>
-        <w:tc>
-          <w:tcPr>
-            <w:tcW w:type="dxa" w:w="1814"/>
-            <w:shd w:val="clear" w:color="auto" w:fill="FFFFFF"/>
-            <w:tcBorders>
-              <w:top w:val="single" w:sz="4" w:space="0" w:color="000000"/>
-              <w:left w:val="single" w:sz="4" w:space="0" w:color="000000"/>
-              <w:bottom w:val="single" w:sz="4" w:space="0" w:color="000000"/>
-              <w:right w:val="single" w:sz="4" w:space="0" w:color="000000"/>
-            </w:tcBorders>
-            <w:vAlign w:val="center"/>
-          </w:tcPr>
-          <w:p>
-            <w:pPr>
-              <w:spacing w:before="40" w:after="40"/>
-              <w:jc w:val="left"/>
-            </w:pPr>
-            <w:r>
-              <w:rPr>
-                <w:rFonts w:ascii="Adani" w:hAnsi="Adani"/>
-                <w:b w:val="0"/>
-                <w:sz w:val="18"/>
-                <w:u w:val="none"/>
-              </w:rPr>
-              <w:t>Director</w:t>
-            </w:r>
-          </w:p>
-        </w:tc>
-        <w:tc>
-          <w:tcPr>
-            <w:tcW w:type="dxa" w:w="1020"/>
-            <w:shd w:val="clear" w:color="auto" w:fill="FFFFFF"/>
-            <w:tcBorders>
-              <w:top w:val="single" w:sz="4" w:space="0" w:color="000000"/>
-              <w:left w:val="single" w:sz="4" w:space="0" w:color="000000"/>
-              <w:bottom w:val="single" w:sz="4" w:space="0" w:color="000000"/>
-              <w:right w:val="single" w:sz="4" w:space="0" w:color="000000"/>
-            </w:tcBorders>
-            <w:vAlign w:val="center"/>
-          </w:tcPr>
-          <w:p>
-            <w:pPr>
-              <w:spacing w:before="40" w:after="40"/>
-              <w:jc w:val="left"/>
-            </w:pPr>
-            <w:r>
-              <w:rPr>
-                <w:rFonts w:ascii="Adani" w:hAnsi="Adani"/>
-                <w:b w:val="0"/>
-                <w:sz w:val="18"/>
-                <w:u w:val="none"/>
-              </w:rPr>
-              <w:t>NIL</w:t>
-            </w:r>
-          </w:p>
-        </w:tc>
-        <w:tc>
-          <w:tcPr>
-            <w:tcW w:type="dxa" w:w="1247"/>
-            <w:shd w:val="clear" w:color="auto" w:fill="FFFFFF"/>
-            <w:tcBorders>
-              <w:top w:val="single" w:sz="4" w:space="0" w:color="000000"/>
-              <w:left w:val="single" w:sz="4" w:space="0" w:color="000000"/>
-              <w:bottom w:val="single" w:sz="4" w:space="0" w:color="000000"/>
-              <w:right w:val="single" w:sz="4" w:space="0" w:color="000000"/>
-            </w:tcBorders>
-            <w:vAlign w:val="center"/>
-          </w:tcPr>
-          <w:p>
-            <w:pPr>
-              <w:spacing w:before="40" w:after="40"/>
-              <w:jc w:val="left"/>
-            </w:pPr>
-            <w:r>
-              <w:rPr>
-                <w:rFonts w:ascii="Adani" w:hAnsi="Adani"/>
-                <w:b w:val="0"/>
-                <w:sz w:val="18"/>
-                <w:u w:val="none"/>
-              </w:rPr>
-              <w:t>05/04/2019</w:t>
-            </w:r>
-          </w:p>
-        </w:tc>
-      </w:tr>
-      <w:tr>
-        <w:tc>
-          <w:tcPr>
-            <w:tcW w:type="dxa" w:w="680"/>
-            <w:shd w:val="clear" w:color="auto" w:fill="FFFFFF"/>
-            <w:tcBorders>
-              <w:top w:val="single" w:sz="4" w:space="0" w:color="000000"/>
-              <w:left w:val="single" w:sz="4" w:space="0" w:color="000000"/>
-              <w:bottom w:val="single" w:sz="4" w:space="0" w:color="000000"/>
-              <w:right w:val="single" w:sz="4" w:space="0" w:color="000000"/>
-            </w:tcBorders>
-            <w:vAlign w:val="center"/>
-          </w:tcPr>
-          <w:p>
-            <w:pPr>
-              <w:spacing w:before="40" w:after="40"/>
-              <w:jc w:val="left"/>
-            </w:pPr>
-            <w:r>
-              <w:rPr>
-                <w:rFonts w:ascii="Adani" w:hAnsi="Adani"/>
-                <w:b w:val="0"/>
-                <w:sz w:val="18"/>
-                <w:u w:val="none"/>
-              </w:rPr>
-              <w:t>18</w:t>
-            </w:r>
-          </w:p>
-        </w:tc>
-        <w:tc>
-          <w:tcPr>
-            <w:tcW w:type="dxa" w:w="3969"/>
-            <w:shd w:val="clear" w:color="auto" w:fill="FFFFFF"/>
-            <w:tcBorders>
-              <w:top w:val="single" w:sz="4" w:space="0" w:color="000000"/>
-              <w:left w:val="single" w:sz="4" w:space="0" w:color="000000"/>
-              <w:bottom w:val="single" w:sz="4" w:space="0" w:color="000000"/>
-              <w:right w:val="single" w:sz="4" w:space="0" w:color="000000"/>
-            </w:tcBorders>
-            <w:vAlign w:val="center"/>
-          </w:tcPr>
-          <w:p>
-            <w:pPr>
-              <w:spacing w:before="40" w:after="40"/>
-              <w:jc w:val="left"/>
-            </w:pPr>
-            <w:r>
-              <w:rPr>
-                <w:rFonts w:ascii="Adani" w:hAnsi="Adani"/>
-                <w:b w:val="0"/>
-                <w:sz w:val="18"/>
-                <w:u w:val="none"/>
-              </w:rPr>
-              <w:t>ADANI WATER LIMITED</w:t>
-            </w:r>
-          </w:p>
-        </w:tc>
-        <w:tc>
-          <w:tcPr>
-            <w:tcW w:type="dxa" w:w="1814"/>
-            <w:shd w:val="clear" w:color="auto" w:fill="FFFFFF"/>
-            <w:tcBorders>
-              <w:top w:val="single" w:sz="4" w:space="0" w:color="000000"/>
-              <w:left w:val="single" w:sz="4" w:space="0" w:color="000000"/>
-              <w:bottom w:val="single" w:sz="4" w:space="0" w:color="000000"/>
-              <w:right w:val="single" w:sz="4" w:space="0" w:color="000000"/>
-            </w:tcBorders>
-            <w:vAlign w:val="center"/>
-          </w:tcPr>
-          <w:p>
-            <w:pPr>
-              <w:spacing w:before="40" w:after="40"/>
-              <w:jc w:val="left"/>
-            </w:pPr>
-            <w:r>
-              <w:rPr>
-                <w:rFonts w:ascii="Adani" w:hAnsi="Adani"/>
-                <w:b w:val="0"/>
-                <w:sz w:val="18"/>
-                <w:u w:val="none"/>
-              </w:rPr>
-              <w:t>Director</w:t>
-            </w:r>
-          </w:p>
-        </w:tc>
-        <w:tc>
-          <w:tcPr>
-            <w:tcW w:type="dxa" w:w="1020"/>
-            <w:shd w:val="clear" w:color="auto" w:fill="FFFFFF"/>
-            <w:tcBorders>
-              <w:top w:val="single" w:sz="4" w:space="0" w:color="000000"/>
-              <w:left w:val="single" w:sz="4" w:space="0" w:color="000000"/>
-              <w:bottom w:val="single" w:sz="4" w:space="0" w:color="000000"/>
-              <w:right w:val="single" w:sz="4" w:space="0" w:color="000000"/>
-            </w:tcBorders>
-            <w:vAlign w:val="center"/>
-          </w:tcPr>
-          <w:p>
-            <w:pPr>
-              <w:spacing w:before="40" w:after="40"/>
-              <w:jc w:val="left"/>
-            </w:pPr>
-            <w:r>
-              <w:rPr>
-                <w:rFonts w:ascii="Adani" w:hAnsi="Adani"/>
-                <w:b w:val="0"/>
-                <w:sz w:val="18"/>
-                <w:u w:val="none"/>
-              </w:rPr>
-              <w:t>NIL</w:t>
-            </w:r>
-          </w:p>
-        </w:tc>
-        <w:tc>
-          <w:tcPr>
-            <w:tcW w:type="dxa" w:w="1247"/>
-            <w:shd w:val="clear" w:color="auto" w:fill="FFFFFF"/>
-            <w:tcBorders>
-              <w:top w:val="single" w:sz="4" w:space="0" w:color="000000"/>
-              <w:left w:val="single" w:sz="4" w:space="0" w:color="000000"/>
-              <w:bottom w:val="single" w:sz="4" w:space="0" w:color="000000"/>
-              <w:right w:val="single" w:sz="4" w:space="0" w:color="000000"/>
-            </w:tcBorders>
-            <w:vAlign w:val="center"/>
-          </w:tcPr>
-          <w:p>
-            <w:pPr>
-              <w:spacing w:before="40" w:after="40"/>
-              <w:jc w:val="left"/>
-            </w:pPr>
-            <w:r>
-              <w:rPr>
-                <w:rFonts w:ascii="Adani" w:hAnsi="Adani"/>
-                <w:b w:val="0"/>
-                <w:sz w:val="18"/>
-                <w:u w:val="none"/>
-              </w:rPr>
-              <w:t>21/12/2018</w:t>
-            </w:r>
-          </w:p>
-        </w:tc>
-      </w:tr>
-      <w:tr>
-        <w:tc>
-          <w:tcPr>
-            <w:tcW w:type="dxa" w:w="680"/>
-            <w:shd w:val="clear" w:color="auto" w:fill="FFFFFF"/>
-            <w:tcBorders>
-              <w:top w:val="single" w:sz="4" w:space="0" w:color="000000"/>
-              <w:left w:val="single" w:sz="4" w:space="0" w:color="000000"/>
-              <w:bottom w:val="single" w:sz="4" w:space="0" w:color="000000"/>
-              <w:right w:val="single" w:sz="4" w:space="0" w:color="000000"/>
-            </w:tcBorders>
-            <w:vAlign w:val="center"/>
-          </w:tcPr>
-          <w:p>
-            <w:pPr>
-              <w:spacing w:before="40" w:after="40"/>
-              <w:jc w:val="left"/>
-            </w:pPr>
-            <w:r>
-              <w:rPr>
-                <w:rFonts w:ascii="Adani" w:hAnsi="Adani"/>
-                <w:b w:val="0"/>
-                <w:sz w:val="18"/>
-                <w:u w:val="none"/>
-              </w:rPr>
-              <w:t>19</w:t>
-            </w:r>
-          </w:p>
-        </w:tc>
-        <w:tc>
-          <w:tcPr>
-            <w:tcW w:type="dxa" w:w="3969"/>
-            <w:shd w:val="clear" w:color="auto" w:fill="FFFFFF"/>
-            <w:tcBorders>
-              <w:top w:val="single" w:sz="4" w:space="0" w:color="000000"/>
-              <w:left w:val="single" w:sz="4" w:space="0" w:color="000000"/>
-              <w:bottom w:val="single" w:sz="4" w:space="0" w:color="000000"/>
-              <w:right w:val="single" w:sz="4" w:space="0" w:color="000000"/>
-            </w:tcBorders>
-            <w:vAlign w:val="center"/>
-          </w:tcPr>
-          <w:p>
-            <w:pPr>
-              <w:spacing w:before="40" w:after="40"/>
-              <w:jc w:val="left"/>
-            </w:pPr>
-            <w:r>
-              <w:rPr>
-                <w:rFonts w:ascii="Adani" w:hAnsi="Adani"/>
-                <w:b w:val="0"/>
-                <w:sz w:val="18"/>
-                <w:u w:val="none"/>
-              </w:rPr>
-              <w:t>BILASPUR PATHRAPALI ROAD LIMITED</w:t>
-            </w:r>
-          </w:p>
-        </w:tc>
-        <w:tc>
-          <w:tcPr>
-            <w:tcW w:type="dxa" w:w="1814"/>
-            <w:shd w:val="clear" w:color="auto" w:fill="FFFFFF"/>
-            <w:tcBorders>
-              <w:top w:val="single" w:sz="4" w:space="0" w:color="000000"/>
-              <w:left w:val="single" w:sz="4" w:space="0" w:color="000000"/>
-              <w:bottom w:val="single" w:sz="4" w:space="0" w:color="000000"/>
-              <w:right w:val="single" w:sz="4" w:space="0" w:color="000000"/>
-            </w:tcBorders>
-            <w:vAlign w:val="center"/>
-          </w:tcPr>
-          <w:p>
-            <w:pPr>
-              <w:spacing w:before="40" w:after="40"/>
-              <w:jc w:val="left"/>
-            </w:pPr>
-            <w:r>
-              <w:rPr>
-                <w:rFonts w:ascii="Adani" w:hAnsi="Adani"/>
-                <w:b w:val="0"/>
-                <w:sz w:val="18"/>
-                <w:u w:val="none"/>
-              </w:rPr>
-              <w:t>Director</w:t>
-            </w:r>
-          </w:p>
-        </w:tc>
-        <w:tc>
-          <w:tcPr>
-            <w:tcW w:type="dxa" w:w="1020"/>
-            <w:shd w:val="clear" w:color="auto" w:fill="FFFFFF"/>
-            <w:tcBorders>
-              <w:top w:val="single" w:sz="4" w:space="0" w:color="000000"/>
-              <w:left w:val="single" w:sz="4" w:space="0" w:color="000000"/>
-              <w:bottom w:val="single" w:sz="4" w:space="0" w:color="000000"/>
-              <w:right w:val="single" w:sz="4" w:space="0" w:color="000000"/>
-            </w:tcBorders>
-            <w:vAlign w:val="center"/>
-          </w:tcPr>
-          <w:p>
-            <w:pPr>
-              <w:spacing w:before="40" w:after="40"/>
-              <w:jc w:val="left"/>
-            </w:pPr>
-            <w:r>
-              <w:rPr>
-                <w:rFonts w:ascii="Adani" w:hAnsi="Adani"/>
-                <w:b w:val="0"/>
-                <w:sz w:val="18"/>
-                <w:u w:val="none"/>
-              </w:rPr>
-              <w:t>NIL</w:t>
-            </w:r>
-          </w:p>
-        </w:tc>
-        <w:tc>
-          <w:tcPr>
-            <w:tcW w:type="dxa" w:w="1247"/>
-            <w:shd w:val="clear" w:color="auto" w:fill="FFFFFF"/>
-            <w:tcBorders>
-              <w:top w:val="single" w:sz="4" w:space="0" w:color="000000"/>
-              <w:left w:val="single" w:sz="4" w:space="0" w:color="000000"/>
-              <w:bottom w:val="single" w:sz="4" w:space="0" w:color="000000"/>
-              <w:right w:val="single" w:sz="4" w:space="0" w:color="000000"/>
-            </w:tcBorders>
-            <w:vAlign w:val="center"/>
-          </w:tcPr>
-          <w:p>
-            <w:pPr>
-              <w:spacing w:before="40" w:after="40"/>
-              <w:jc w:val="left"/>
-            </w:pPr>
-            <w:r>
-              <w:rPr>
-                <w:rFonts w:ascii="Adani" w:hAnsi="Adani"/>
-                <w:b w:val="0"/>
-                <w:sz w:val="18"/>
-                <w:u w:val="none"/>
-              </w:rPr>
-              <w:t>20/04/2018</w:t>
-            </w:r>
-          </w:p>
-        </w:tc>
-      </w:tr>
-      <w:tr>
-        <w:tc>
-          <w:tcPr>
-            <w:tcW w:type="dxa" w:w="680"/>
-            <w:shd w:val="clear" w:color="auto" w:fill="FFFFFF"/>
-            <w:tcBorders>
-              <w:top w:val="single" w:sz="4" w:space="0" w:color="000000"/>
-              <w:left w:val="single" w:sz="4" w:space="0" w:color="000000"/>
-              <w:bottom w:val="single" w:sz="4" w:space="0" w:color="000000"/>
-              <w:right w:val="single" w:sz="4" w:space="0" w:color="000000"/>
-            </w:tcBorders>
-            <w:vAlign w:val="center"/>
-          </w:tcPr>
-          <w:p>
-            <w:pPr>
-              <w:spacing w:before="40" w:after="40"/>
-              <w:jc w:val="left"/>
-            </w:pPr>
-            <w:r>
-              <w:rPr>
-                <w:rFonts w:ascii="Adani" w:hAnsi="Adani"/>
-                <w:b w:val="0"/>
-                <w:sz w:val="18"/>
-                <w:u w:val="none"/>
-              </w:rPr>
-              <w:t>20</w:t>
-            </w:r>
-          </w:p>
-        </w:tc>
-        <w:tc>
-          <w:tcPr>
-            <w:tcW w:type="dxa" w:w="3969"/>
-            <w:shd w:val="clear" w:color="auto" w:fill="FFFFFF"/>
-            <w:tcBorders>
-              <w:top w:val="single" w:sz="4" w:space="0" w:color="000000"/>
-              <w:left w:val="single" w:sz="4" w:space="0" w:color="000000"/>
-              <w:bottom w:val="single" w:sz="4" w:space="0" w:color="000000"/>
-              <w:right w:val="single" w:sz="4" w:space="0" w:color="000000"/>
-            </w:tcBorders>
-            <w:vAlign w:val="center"/>
-          </w:tcPr>
-          <w:p>
-            <w:pPr>
-              <w:spacing w:before="40" w:after="40"/>
-              <w:jc w:val="left"/>
-            </w:pPr>
-            <w:r>
-              <w:rPr>
-                <w:rFonts w:ascii="Adani" w:hAnsi="Adani"/>
-                <w:b w:val="0"/>
-                <w:sz w:val="18"/>
-                <w:u w:val="none"/>
-              </w:rPr>
               <w:t>ADANI INFRA (INDIA) LIMITED</w:t>
             </w:r>
           </w:p>
@@ -3408,7 +1278,7 @@
                 <w:sz w:val="18"/>
                 <w:u w:val="none"/>
               </w:rPr>
-              <w:t>Date:   11th May, 2026</w:t>
+              <w:t>Date:   15th May, 2026</w:t>
             </w:r>
           </w:p>
         </w:tc>
@@ -4445,7 +2315,7 @@
                 <w:sz w:val="18"/>
                 <w:u w:val="none"/>
               </w:rPr>
-              <w:t>Date:   11th May, 2026</w:t>
+              <w:t>Date:   15th May, 2026</w:t>
             </w:r>
           </w:p>
         </w:tc>
@@ -4606,7 +2476,7 @@
           <w:sz w:val="20"/>
           <w:u w:val="none"/>
         </w:rPr>
-        <w:t>11th May, 2026</w:t>
+        <w:t>15th May, 2026</w:t>
       </w:r>
     </w:p>
     <w:p>
@@ -4697,231 +2567,6 @@
           <w:u w:val="none"/>
         </w:rPr>
         <w:t>BUILDCAST SOLUTIONS PRIVATE LIMITED</w:t>
-      </w:r>
-    </w:p>
-    <w:p>
-      <w:pPr>
-        <w:spacing w:before="0" w:after="20"/>
-        <w:jc w:val="left"/>
-      </w:pPr>
-      <w:r>
-        <w:rPr>
-          <w:rFonts w:ascii="Adani" w:hAnsi="Adani"/>
-          <w:b/>
-          <w:sz w:val="20"/>
-          <w:u w:val="none"/>
-        </w:rPr>
-        <w:t>HARDOI UNNAO ROAD LIMITED</w:t>
-      </w:r>
-    </w:p>
-    <w:p>
-      <w:pPr>
-        <w:spacing w:before="0" w:after="20"/>
-        <w:jc w:val="left"/>
-      </w:pPr>
-      <w:r>
-        <w:rPr>
-          <w:rFonts w:ascii="Adani" w:hAnsi="Adani"/>
-          <w:b/>
-          <w:sz w:val="20"/>
-          <w:u w:val="none"/>
-        </w:rPr>
-        <w:t>UNNAO PRAYAGRAJ ROAD LIMITED</w:t>
-      </w:r>
-    </w:p>
-    <w:p>
-      <w:pPr>
-        <w:spacing w:before="0" w:after="20"/>
-        <w:jc w:val="left"/>
-      </w:pPr>
-      <w:r>
-        <w:rPr>
-          <w:rFonts w:ascii="Adani" w:hAnsi="Adani"/>
-          <w:b/>
-          <w:sz w:val="20"/>
-          <w:u w:val="none"/>
-        </w:rPr>
-        <w:t>BUDAUN HARDOI ROAD LIMITED</w:t>
-      </w:r>
-    </w:p>
-    <w:p>
-      <w:pPr>
-        <w:spacing w:before="0" w:after="20"/>
-        <w:jc w:val="left"/>
-      </w:pPr>
-      <w:r>
-        <w:rPr>
-          <w:rFonts w:ascii="Adani" w:hAnsi="Adani"/>
-          <w:b/>
-          <w:sz w:val="20"/>
-          <w:u w:val="none"/>
-        </w:rPr>
-        <w:t>KALINGA ALUMINA LIMITED</w:t>
-      </w:r>
-    </w:p>
-    <w:p>
-      <w:pPr>
-        <w:spacing w:before="0" w:after="20"/>
-        <w:jc w:val="left"/>
-      </w:pPr>
-      <w:r>
-        <w:rPr>
-          <w:rFonts w:ascii="Adani" w:hAnsi="Adani"/>
-          <w:b/>
-          <w:sz w:val="20"/>
-          <w:u w:val="none"/>
-        </w:rPr>
-        <w:t>MAHARASHTRA BORDER CHECK POST NETWORK LIMITED</w:t>
-      </w:r>
-    </w:p>
-    <w:p>
-      <w:pPr>
-        <w:spacing w:before="0" w:after="20"/>
-        <w:jc w:val="left"/>
-      </w:pPr>
-      <w:r>
-        <w:rPr>
-          <w:rFonts w:ascii="Adani" w:hAnsi="Adani"/>
-          <w:b/>
-          <w:sz w:val="20"/>
-          <w:u w:val="none"/>
-        </w:rPr>
-        <w:t>ADANI NEW INDUSTRIES LIMITED</w:t>
-      </w:r>
-    </w:p>
-    <w:p>
-      <w:pPr>
-        <w:spacing w:before="0" w:after="20"/>
-        <w:jc w:val="left"/>
-      </w:pPr>
-      <w:r>
-        <w:rPr>
-          <w:rFonts w:ascii="Adani" w:hAnsi="Adani"/>
-          <w:b/>
-          <w:sz w:val="20"/>
-          <w:u w:val="none"/>
-        </w:rPr>
-        <w:t>ADANI ROAD O&amp;M LIMITED</w:t>
-      </w:r>
-    </w:p>
-    <w:p>
-      <w:pPr>
-        <w:spacing w:before="0" w:after="20"/>
-        <w:jc w:val="left"/>
-      </w:pPr>
-      <w:r>
-        <w:rPr>
-          <w:rFonts w:ascii="Adani" w:hAnsi="Adani"/>
-          <w:b/>
-          <w:sz w:val="20"/>
-          <w:u w:val="none"/>
-        </w:rPr>
-        <w:t>KUTCH COPPER LIMITED</w:t>
-      </w:r>
-    </w:p>
-    <w:p>
-      <w:pPr>
-        <w:spacing w:before="0" w:after="20"/>
-        <w:jc w:val="left"/>
-      </w:pPr>
-      <w:r>
-        <w:rPr>
-          <w:rFonts w:ascii="Adani" w:hAnsi="Adani"/>
-          <w:b/>
-          <w:sz w:val="20"/>
-          <w:u w:val="none"/>
-        </w:rPr>
-        <w:t>AZHIYUR VENGALAM ROAD LIMITED</w:t>
-      </w:r>
-    </w:p>
-    <w:p>
-      <w:pPr>
-        <w:spacing w:before="0" w:after="20"/>
-        <w:jc w:val="left"/>
-      </w:pPr>
-      <w:r>
-        <w:rPr>
-          <w:rFonts w:ascii="Adani" w:hAnsi="Adani"/>
-          <w:b/>
-          <w:sz w:val="20"/>
-          <w:u w:val="none"/>
-        </w:rPr>
-        <w:t>NANASA PIDGAON ROAD LIMITED</w:t>
-      </w:r>
-    </w:p>
-    <w:p>
-      <w:pPr>
-        <w:spacing w:before="0" w:after="20"/>
-        <w:jc w:val="left"/>
-      </w:pPr>
-      <w:r>
-        <w:rPr>
-          <w:rFonts w:ascii="Adani" w:hAnsi="Adani"/>
-          <w:b/>
-          <w:sz w:val="20"/>
-          <w:u w:val="none"/>
-        </w:rPr>
-        <w:t>ADANI POWER (JHARKHAND) LIMITED</w:t>
-      </w:r>
-    </w:p>
-    <w:p>
-      <w:pPr>
-        <w:spacing w:before="0" w:after="20"/>
-        <w:jc w:val="left"/>
-      </w:pPr>
-      <w:r>
-        <w:rPr>
-          <w:rFonts w:ascii="Adani" w:hAnsi="Adani"/>
-          <w:b/>
-          <w:sz w:val="20"/>
-          <w:u w:val="none"/>
-        </w:rPr>
-        <w:t>SURYAPET KHAMMAM ROAD PRIVATE LIMITED</w:t>
-      </w:r>
-    </w:p>
-    <w:p>
-      <w:pPr>
-        <w:spacing w:before="0" w:after="20"/>
-        <w:jc w:val="left"/>
-      </w:pPr>
-      <w:r>
-        <w:rPr>
-          <w:rFonts w:ascii="Adani" w:hAnsi="Adani"/>
-          <w:b/>
-          <w:sz w:val="20"/>
-          <w:u w:val="none"/>
-        </w:rPr>
-        <w:t>MANCHERIAL REPALLEWADA ROAD PRIVATE LIMITED</w:t>
-      </w:r>
-    </w:p>
-    <w:p>
-      <w:pPr>
-        <w:spacing w:before="0" w:after="20"/>
-        <w:jc w:val="left"/>
-      </w:pPr>
-      <w:r>
-        <w:rPr>
-          <w:rFonts w:ascii="Adani" w:hAnsi="Adani"/>
-          <w:b/>
-          <w:sz w:val="20"/>
-          <w:u w:val="none"/>
-        </w:rPr>
-        <w:t>ADANI WATER LIMITED</w:t>
-      </w:r>
-    </w:p>
-    <w:p>
-      <w:pPr>
-        <w:spacing w:before="0" w:after="20"/>
-        <w:jc w:val="left"/>
-      </w:pPr>
-      <w:r>
-        <w:rPr>
-          <w:rFonts w:ascii="Adani" w:hAnsi="Adani"/>
-          <w:b/>
-          <w:sz w:val="20"/>
-          <w:u w:val="none"/>
-        </w:rPr>
-        <w:t>BILASPUR PATHRAPALI ROAD LIMITED</w:t>
       </w:r>
     </w:p>
     <w:p>
@@ -5027,201 +2672,6 @@
           <w:sz w:val="20"/>
           <w:u w:val="none"/>
         </w:rPr>
-        <w:t>HARDOI UNNAO ROAD LIMITED</w:t>
-      </w:r>
-    </w:p>
-    <w:p>
-      <w:pPr>
-        <w:spacing w:before="0" w:after="20"/>
-        <w:jc w:val="left"/>
-      </w:pPr>
-      <w:r>
-        <w:rPr>
-          <w:rFonts w:ascii="Adani" w:hAnsi="Adani"/>
-          <w:b w:val="0"/>
-          <w:sz w:val="20"/>
-          <w:u w:val="none"/>
-        </w:rPr>
-        <w:t>UNNAO PRAYAGRAJ ROAD LIMITED</w:t>
-      </w:r>
-    </w:p>
-    <w:p>
-      <w:pPr>
-        <w:spacing w:before="0" w:after="20"/>
-        <w:jc w:val="left"/>
-      </w:pPr>
-      <w:r>
-        <w:rPr>
-          <w:rFonts w:ascii="Adani" w:hAnsi="Adani"/>
-          <w:b w:val="0"/>
-          <w:sz w:val="20"/>
-          <w:u w:val="none"/>
-        </w:rPr>
-        <w:t>BUDAUN HARDOI ROAD LIMITED</w:t>
-      </w:r>
-    </w:p>
-    <w:p>
-      <w:pPr>
-        <w:spacing w:before="0" w:after="20"/>
-        <w:jc w:val="left"/>
-      </w:pPr>
-      <w:r>
-        <w:rPr>
-          <w:rFonts w:ascii="Adani" w:hAnsi="Adani"/>
-          <w:b w:val="0"/>
-          <w:sz w:val="20"/>
-          <w:u w:val="none"/>
-        </w:rPr>
-        <w:t>KALINGA ALUMINA LIMITED</w:t>
-      </w:r>
-    </w:p>
-    <w:p>
-      <w:pPr>
-        <w:spacing w:before="0" w:after="20"/>
-        <w:jc w:val="left"/>
-      </w:pPr>
-      <w:r>
-        <w:rPr>
-          <w:rFonts w:ascii="Adani" w:hAnsi="Adani"/>
-          <w:b w:val="0"/>
-          <w:sz w:val="20"/>
-          <w:u w:val="none"/>
-        </w:rPr>
-        <w:t>MAHARASHTRA BORDER CHECK POST NETWORK LIMITED</w:t>
-      </w:r>
-    </w:p>
-    <w:p>
-      <w:pPr>
-        <w:spacing w:before="0" w:after="20"/>
-        <w:jc w:val="left"/>
-      </w:pPr>
-      <w:r>
-        <w:rPr>
-          <w:rFonts w:ascii="Adani" w:hAnsi="Adani"/>
-          <w:b w:val="0"/>
-          <w:sz w:val="20"/>
-          <w:u w:val="none"/>
-        </w:rPr>
-        <w:t>ADANI NEW INDUSTRIES LIMITED</w:t>
-      </w:r>
-    </w:p>
-    <w:p>
-      <w:pPr>
-        <w:spacing w:before="0" w:after="20"/>
-        <w:jc w:val="left"/>
-      </w:pPr>
-      <w:r>
-        <w:rPr>
-          <w:rFonts w:ascii="Adani" w:hAnsi="Adani"/>
-          <w:b w:val="0"/>
-          <w:sz w:val="20"/>
-          <w:u w:val="none"/>
-        </w:rPr>
-        <w:t>ADANI ROAD O&amp;M LIMITED</w:t>
-      </w:r>
-    </w:p>
-    <w:p>
-      <w:pPr>
-        <w:spacing w:before="0" w:after="20"/>
-        <w:jc w:val="left"/>
-      </w:pPr>
-      <w:r>
-        <w:rPr>
-          <w:rFonts w:ascii="Adani" w:hAnsi="Adani"/>
-          <w:b w:val="0"/>
-          <w:sz w:val="20"/>
-          <w:u w:val="none"/>
-        </w:rPr>
-        <w:t>KUTCH COPPER LIMITED</w:t>
-      </w:r>
-    </w:p>
-    <w:p>
-      <w:pPr>
-        <w:spacing w:before="0" w:after="20"/>
-        <w:jc w:val="left"/>
-      </w:pPr>
-      <w:r>
-        <w:rPr>
-          <w:rFonts w:ascii="Adani" w:hAnsi="Adani"/>
-          <w:b w:val="0"/>
-          <w:sz w:val="20"/>
-          <w:u w:val="none"/>
-        </w:rPr>
-        <w:t>AZHIYUR VENGALAM ROAD LIMITED</w:t>
-      </w:r>
-    </w:p>
-    <w:p>
-      <w:pPr>
-        <w:spacing w:before="0" w:after="20"/>
-        <w:jc w:val="left"/>
-      </w:pPr>
-      <w:r>
-        <w:rPr>
-          <w:rFonts w:ascii="Adani" w:hAnsi="Adani"/>
-          <w:b w:val="0"/>
-          <w:sz w:val="20"/>
-          <w:u w:val="none"/>
-        </w:rPr>
-        <w:t>NANASA PIDGAON ROAD LIMITED</w:t>
-      </w:r>
-    </w:p>
-    <w:p>
-      <w:pPr>
-        <w:spacing w:before="0" w:after="20"/>
-        <w:jc w:val="left"/>
-      </w:pPr>
-      <w:r>
-        <w:rPr>
-          <w:rFonts w:ascii="Adani" w:hAnsi="Adani"/>
-          <w:b w:val="0"/>
-          <w:sz w:val="20"/>
-          <w:u w:val="none"/>
-        </w:rPr>
-        <w:t>ADANI POWER (JHARKHAND) LIMITED</w:t>
-      </w:r>
-    </w:p>
-    <w:p>
-      <w:pPr>
-        <w:spacing w:before="0" w:after="20"/>
-        <w:jc w:val="left"/>
-      </w:pPr>
-      <w:r>
-        <w:rPr>
-          <w:rFonts w:ascii="Adani" w:hAnsi="Adani"/>
-          <w:b w:val="0"/>
-          <w:sz w:val="20"/>
-          <w:u w:val="none"/>
-        </w:rPr>
-        <w:t>ADANI WATER LIMITED</w:t>
-      </w:r>
-    </w:p>
-    <w:p>
-      <w:pPr>
-        <w:spacing w:before="0" w:after="20"/>
-        <w:jc w:val="left"/>
-      </w:pPr>
-      <w:r>
-        <w:rPr>
-          <w:rFonts w:ascii="Adani" w:hAnsi="Adani"/>
-          <w:b w:val="0"/>
-          <w:sz w:val="20"/>
-          <w:u w:val="none"/>
-        </w:rPr>
-        <w:t>BILASPUR PATHRAPALI ROAD LIMITED</w:t>
-      </w:r>
-    </w:p>
-    <w:p>
-      <w:pPr>
-        <w:spacing w:before="0" w:after="20"/>
-        <w:jc w:val="left"/>
-      </w:pPr>
-      <w:r>
-        <w:rPr>
-          <w:rFonts w:ascii="Adani" w:hAnsi="Adani"/>
-          <w:b w:val="0"/>
-          <w:sz w:val="20"/>
-          <w:u w:val="none"/>
-        </w:rPr>
         <w:t>ADANI INFRA (INDIA) LIMITED</w:t>
       </w:r>
     </w:p>
@@ -5303,36 +2753,6 @@
           <w:u w:val="none"/>
         </w:rPr>
         <w:t>BUILDCAST SOLUTIONS PRIVATE LIMITED</w:t>
-      </w:r>
-    </w:p>
-    <w:p>
-      <w:pPr>
-        <w:spacing w:before="0" w:after="20"/>
-        <w:jc w:val="left"/>
-      </w:pPr>
-      <w:r>
-        <w:rPr>
-          <w:rFonts w:ascii="Adani" w:hAnsi="Adani"/>
-          <w:b w:val="0"/>
-          <w:sz w:val="20"/>
-          <w:u w:val="none"/>
-        </w:rPr>
-        <w:t>SURYAPET KHAMMAM ROAD PRIVATE LIMITED</w:t>
-      </w:r>
-    </w:p>
-    <w:p>
-      <w:pPr>
-        <w:spacing w:before="0" w:after="20"/>
-        <w:jc w:val="left"/>
-      </w:pPr>
-      <w:r>
-        <w:rPr>
-          <w:rFonts w:ascii="Adani" w:hAnsi="Adani"/>
-          <w:b w:val="0"/>
-          <w:sz w:val="20"/>
-          <w:u w:val="none"/>
-        </w:rPr>
-        <w:t>MANCHERIAL REPALLEWADA ROAD PRIVATE LIMITED</w:t>
       </w:r>
     </w:p>
     <w:p/>
@@ -6090,7 +3510,7 @@
                 <w:sz w:val="18"/>
                 <w:u w:val="none"/>
               </w:rPr>
-              <w:t>20</w:t>
+              <w:t>5</w:t>
             </w:r>
           </w:p>
         </w:tc>
@@ -6719,1716 +4139,6 @@
                 <w:sz w:val="18"/>
                 <w:u w:val="none"/>
               </w:rPr>
-              <w:t>U45202GJ2021PLC128309</w:t>
-            </w:r>
-          </w:p>
-        </w:tc>
-        <w:tc>
-          <w:tcPr>
-            <w:tcW w:type="dxa" w:w="4252"/>
-            <w:shd w:val="clear" w:color="auto" w:fill="FFFFFF"/>
-            <w:tcBorders>
-              <w:top w:val="single" w:sz="4" w:space="0" w:color="000000"/>
-              <w:left w:val="single" w:sz="4" w:space="0" w:color="000000"/>
-              <w:bottom w:val="single" w:sz="4" w:space="0" w:color="000000"/>
-              <w:right w:val="single" w:sz="4" w:space="0" w:color="000000"/>
-            </w:tcBorders>
-            <w:vAlign w:val="center"/>
-          </w:tcPr>
-          <w:p>
-            <w:pPr>
-              <w:spacing w:before="40" w:after="40"/>
-              <w:jc w:val="left"/>
-            </w:pPr>
-            <w:r>
-              <w:rPr>
-                <w:rFonts w:ascii="Adani" w:hAnsi="Adani"/>
-                <w:b w:val="0"/>
-                <w:sz w:val="18"/>
-                <w:u w:val="none"/>
-              </w:rPr>
-              <w:t>HARDOI UNNAO ROAD LIMITED</w:t>
-            </w:r>
-          </w:p>
-        </w:tc>
-        <w:tc>
-          <w:tcPr>
-            <w:tcW w:type="dxa" w:w="1587"/>
-            <w:shd w:val="clear" w:color="auto" w:fill="FFFFFF"/>
-            <w:tcBorders>
-              <w:top w:val="single" w:sz="4" w:space="0" w:color="000000"/>
-              <w:left w:val="single" w:sz="4" w:space="0" w:color="000000"/>
-              <w:bottom w:val="single" w:sz="4" w:space="0" w:color="000000"/>
-              <w:right w:val="single" w:sz="4" w:space="0" w:color="000000"/>
-            </w:tcBorders>
-            <w:vAlign w:val="center"/>
-          </w:tcPr>
-          <w:p>
-            <w:pPr>
-              <w:spacing w:before="40" w:after="40"/>
-              <w:jc w:val="left"/>
-            </w:pPr>
-            <w:r>
-              <w:rPr>
-                <w:rFonts w:ascii="Adani" w:hAnsi="Adani"/>
-                <w:b w:val="0"/>
-                <w:sz w:val="18"/>
-                <w:u w:val="none"/>
-              </w:rPr>
-              <w:t>Director</w:t>
-            </w:r>
-          </w:p>
-        </w:tc>
-        <w:tc>
-          <w:tcPr>
-            <w:tcW w:type="dxa" w:w="1304"/>
-            <w:shd w:val="clear" w:color="auto" w:fill="FFFFFF"/>
-            <w:tcBorders>
-              <w:top w:val="single" w:sz="4" w:space="0" w:color="000000"/>
-              <w:left w:val="single" w:sz="4" w:space="0" w:color="000000"/>
-              <w:bottom w:val="single" w:sz="4" w:space="0" w:color="000000"/>
-              <w:right w:val="single" w:sz="4" w:space="0" w:color="000000"/>
-            </w:tcBorders>
-            <w:vAlign w:val="center"/>
-          </w:tcPr>
-          <w:p>
-            <w:pPr>
-              <w:spacing w:before="40" w:after="40"/>
-              <w:jc w:val="left"/>
-            </w:pPr>
-            <w:r>
-              <w:rPr>
-                <w:rFonts w:ascii="Adani" w:hAnsi="Adani"/>
-                <w:b w:val="0"/>
-                <w:sz w:val="18"/>
-                <w:u w:val="none"/>
-              </w:rPr>
-              <w:t>30/12/2021</w:t>
-            </w:r>
-          </w:p>
-        </w:tc>
-      </w:tr>
-      <w:tr>
-        <w:tc>
-          <w:tcPr>
-            <w:tcW w:type="dxa" w:w="2268"/>
-            <w:shd w:val="clear" w:color="auto" w:fill="FFFFFF"/>
-            <w:tcBorders>
-              <w:top w:val="single" w:sz="4" w:space="0" w:color="000000"/>
-              <w:left w:val="single" w:sz="4" w:space="0" w:color="000000"/>
-              <w:bottom w:val="single" w:sz="4" w:space="0" w:color="000000"/>
-              <w:right w:val="single" w:sz="4" w:space="0" w:color="000000"/>
-            </w:tcBorders>
-            <w:vAlign w:val="center"/>
-          </w:tcPr>
-          <w:p>
-            <w:pPr>
-              <w:spacing w:before="40" w:after="40"/>
-              <w:jc w:val="left"/>
-            </w:pPr>
-            <w:r>
-              <w:rPr>
-                <w:rFonts w:ascii="Adani" w:hAnsi="Adani"/>
-                <w:b w:val="0"/>
-                <w:sz w:val="18"/>
-                <w:u w:val="none"/>
-              </w:rPr>
-              <w:t>U45309GJ2021PLC128282</w:t>
-            </w:r>
-          </w:p>
-        </w:tc>
-        <w:tc>
-          <w:tcPr>
-            <w:tcW w:type="dxa" w:w="4252"/>
-            <w:shd w:val="clear" w:color="auto" w:fill="FFFFFF"/>
-            <w:tcBorders>
-              <w:top w:val="single" w:sz="4" w:space="0" w:color="000000"/>
-              <w:left w:val="single" w:sz="4" w:space="0" w:color="000000"/>
-              <w:bottom w:val="single" w:sz="4" w:space="0" w:color="000000"/>
-              <w:right w:val="single" w:sz="4" w:space="0" w:color="000000"/>
-            </w:tcBorders>
-            <w:vAlign w:val="center"/>
-          </w:tcPr>
-          <w:p>
-            <w:pPr>
-              <w:spacing w:before="40" w:after="40"/>
-              <w:jc w:val="left"/>
-            </w:pPr>
-            <w:r>
-              <w:rPr>
-                <w:rFonts w:ascii="Adani" w:hAnsi="Adani"/>
-                <w:b w:val="0"/>
-                <w:sz w:val="18"/>
-                <w:u w:val="none"/>
-              </w:rPr>
-              <w:t>UNNAO PRAYAGRAJ ROAD LIMITED</w:t>
-            </w:r>
-          </w:p>
-        </w:tc>
-        <w:tc>
-          <w:tcPr>
-            <w:tcW w:type="dxa" w:w="1587"/>
-            <w:shd w:val="clear" w:color="auto" w:fill="FFFFFF"/>
-            <w:tcBorders>
-              <w:top w:val="single" w:sz="4" w:space="0" w:color="000000"/>
-              <w:left w:val="single" w:sz="4" w:space="0" w:color="000000"/>
-              <w:bottom w:val="single" w:sz="4" w:space="0" w:color="000000"/>
-              <w:right w:val="single" w:sz="4" w:space="0" w:color="000000"/>
-            </w:tcBorders>
-            <w:vAlign w:val="center"/>
-          </w:tcPr>
-          <w:p>
-            <w:pPr>
-              <w:spacing w:before="40" w:after="40"/>
-              <w:jc w:val="left"/>
-            </w:pPr>
-            <w:r>
-              <w:rPr>
-                <w:rFonts w:ascii="Adani" w:hAnsi="Adani"/>
-                <w:b w:val="0"/>
-                <w:sz w:val="18"/>
-                <w:u w:val="none"/>
-              </w:rPr>
-              <w:t>Director</w:t>
-            </w:r>
-          </w:p>
-        </w:tc>
-        <w:tc>
-          <w:tcPr>
-            <w:tcW w:type="dxa" w:w="1304"/>
-            <w:shd w:val="clear" w:color="auto" w:fill="FFFFFF"/>
-            <w:tcBorders>
-              <w:top w:val="single" w:sz="4" w:space="0" w:color="000000"/>
-              <w:left w:val="single" w:sz="4" w:space="0" w:color="000000"/>
-              <w:bottom w:val="single" w:sz="4" w:space="0" w:color="000000"/>
-              <w:right w:val="single" w:sz="4" w:space="0" w:color="000000"/>
-            </w:tcBorders>
-            <w:vAlign w:val="center"/>
-          </w:tcPr>
-          <w:p>
-            <w:pPr>
-              <w:spacing w:before="40" w:after="40"/>
-              <w:jc w:val="left"/>
-            </w:pPr>
-            <w:r>
-              <w:rPr>
-                <w:rFonts w:ascii="Adani" w:hAnsi="Adani"/>
-                <w:b w:val="0"/>
-                <w:sz w:val="18"/>
-                <w:u w:val="none"/>
-              </w:rPr>
-              <w:t>28/12/2021</w:t>
-            </w:r>
-          </w:p>
-        </w:tc>
-      </w:tr>
-      <w:tr>
-        <w:tc>
-          <w:tcPr>
-            <w:tcW w:type="dxa" w:w="2268"/>
-            <w:shd w:val="clear" w:color="auto" w:fill="FFFFFF"/>
-            <w:tcBorders>
-              <w:top w:val="single" w:sz="4" w:space="0" w:color="000000"/>
-              <w:left w:val="single" w:sz="4" w:space="0" w:color="000000"/>
-              <w:bottom w:val="single" w:sz="4" w:space="0" w:color="000000"/>
-              <w:right w:val="single" w:sz="4" w:space="0" w:color="000000"/>
-            </w:tcBorders>
-            <w:vAlign w:val="center"/>
-          </w:tcPr>
-          <w:p>
-            <w:pPr>
-              <w:spacing w:before="40" w:after="40"/>
-              <w:jc w:val="left"/>
-            </w:pPr>
-            <w:r>
-              <w:rPr>
-                <w:rFonts w:ascii="Adani" w:hAnsi="Adani"/>
-                <w:b w:val="0"/>
-                <w:sz w:val="18"/>
-                <w:u w:val="none"/>
-              </w:rPr>
-              <w:t>U45209GJ2021PLC128267</w:t>
-            </w:r>
-          </w:p>
-        </w:tc>
-        <w:tc>
-          <w:tcPr>
-            <w:tcW w:type="dxa" w:w="4252"/>
-            <w:shd w:val="clear" w:color="auto" w:fill="FFFFFF"/>
-            <w:tcBorders>
-              <w:top w:val="single" w:sz="4" w:space="0" w:color="000000"/>
-              <w:left w:val="single" w:sz="4" w:space="0" w:color="000000"/>
-              <w:bottom w:val="single" w:sz="4" w:space="0" w:color="000000"/>
-              <w:right w:val="single" w:sz="4" w:space="0" w:color="000000"/>
-            </w:tcBorders>
-            <w:vAlign w:val="center"/>
-          </w:tcPr>
-          <w:p>
-            <w:pPr>
-              <w:spacing w:before="40" w:after="40"/>
-              <w:jc w:val="left"/>
-            </w:pPr>
-            <w:r>
-              <w:rPr>
-                <w:rFonts w:ascii="Adani" w:hAnsi="Adani"/>
-                <w:b w:val="0"/>
-                <w:sz w:val="18"/>
-                <w:u w:val="none"/>
-              </w:rPr>
-              <w:t>BUDAUN HARDOI ROAD LIMITED</w:t>
-            </w:r>
-          </w:p>
-        </w:tc>
-        <w:tc>
-          <w:tcPr>
-            <w:tcW w:type="dxa" w:w="1587"/>
-            <w:shd w:val="clear" w:color="auto" w:fill="FFFFFF"/>
-            <w:tcBorders>
-              <w:top w:val="single" w:sz="4" w:space="0" w:color="000000"/>
-              <w:left w:val="single" w:sz="4" w:space="0" w:color="000000"/>
-              <w:bottom w:val="single" w:sz="4" w:space="0" w:color="000000"/>
-              <w:right w:val="single" w:sz="4" w:space="0" w:color="000000"/>
-            </w:tcBorders>
-            <w:vAlign w:val="center"/>
-          </w:tcPr>
-          <w:p>
-            <w:pPr>
-              <w:spacing w:before="40" w:after="40"/>
-              <w:jc w:val="left"/>
-            </w:pPr>
-            <w:r>
-              <w:rPr>
-                <w:rFonts w:ascii="Adani" w:hAnsi="Adani"/>
-                <w:b w:val="0"/>
-                <w:sz w:val="18"/>
-                <w:u w:val="none"/>
-              </w:rPr>
-              <w:t>Director</w:t>
-            </w:r>
-          </w:p>
-        </w:tc>
-        <w:tc>
-          <w:tcPr>
-            <w:tcW w:type="dxa" w:w="1304"/>
-            <w:shd w:val="clear" w:color="auto" w:fill="FFFFFF"/>
-            <w:tcBorders>
-              <w:top w:val="single" w:sz="4" w:space="0" w:color="000000"/>
-              <w:left w:val="single" w:sz="4" w:space="0" w:color="000000"/>
-              <w:bottom w:val="single" w:sz="4" w:space="0" w:color="000000"/>
-              <w:right w:val="single" w:sz="4" w:space="0" w:color="000000"/>
-            </w:tcBorders>
-            <w:vAlign w:val="center"/>
-          </w:tcPr>
-          <w:p>
-            <w:pPr>
-              <w:spacing w:before="40" w:after="40"/>
-              <w:jc w:val="left"/>
-            </w:pPr>
-            <w:r>
-              <w:rPr>
-                <w:rFonts w:ascii="Adani" w:hAnsi="Adani"/>
-                <w:b w:val="0"/>
-                <w:sz w:val="18"/>
-                <w:u w:val="none"/>
-              </w:rPr>
-              <w:t>27/12/2021</w:t>
-            </w:r>
-          </w:p>
-        </w:tc>
-      </w:tr>
-      <w:tr>
-        <w:tc>
-          <w:tcPr>
-            <w:tcW w:type="dxa" w:w="2268"/>
-            <w:shd w:val="clear" w:color="auto" w:fill="FFFFFF"/>
-            <w:tcBorders>
-              <w:top w:val="single" w:sz="4" w:space="0" w:color="000000"/>
-              <w:left w:val="single" w:sz="4" w:space="0" w:color="000000"/>
-              <w:bottom w:val="single" w:sz="4" w:space="0" w:color="000000"/>
-              <w:right w:val="single" w:sz="4" w:space="0" w:color="000000"/>
-            </w:tcBorders>
-            <w:vAlign w:val="center"/>
-          </w:tcPr>
-          <w:p>
-            <w:pPr>
-              <w:spacing w:before="40" w:after="40"/>
-              <w:jc w:val="left"/>
-            </w:pPr>
-            <w:r>
-              <w:rPr>
-                <w:rFonts w:ascii="Adani" w:hAnsi="Adani"/>
-                <w:b w:val="0"/>
-                <w:sz w:val="18"/>
-                <w:u w:val="none"/>
-              </w:rPr>
-              <w:t>U09900GJ2021PLC128064</w:t>
-            </w:r>
-          </w:p>
-        </w:tc>
-        <w:tc>
-          <w:tcPr>
-            <w:tcW w:type="dxa" w:w="4252"/>
-            <w:shd w:val="clear" w:color="auto" w:fill="FFFFFF"/>
-            <w:tcBorders>
-              <w:top w:val="single" w:sz="4" w:space="0" w:color="000000"/>
-              <w:left w:val="single" w:sz="4" w:space="0" w:color="000000"/>
-              <w:bottom w:val="single" w:sz="4" w:space="0" w:color="000000"/>
-              <w:right w:val="single" w:sz="4" w:space="0" w:color="000000"/>
-            </w:tcBorders>
-            <w:vAlign w:val="center"/>
-          </w:tcPr>
-          <w:p>
-            <w:pPr>
-              <w:spacing w:before="40" w:after="40"/>
-              <w:jc w:val="left"/>
-            </w:pPr>
-            <w:r>
-              <w:rPr>
-                <w:rFonts w:ascii="Adani" w:hAnsi="Adani"/>
-                <w:b w:val="0"/>
-                <w:sz w:val="18"/>
-                <w:u w:val="none"/>
-              </w:rPr>
-              <w:t>KALINGA ALUMINA LIMITED</w:t>
-            </w:r>
-          </w:p>
-        </w:tc>
-        <w:tc>
-          <w:tcPr>
-            <w:tcW w:type="dxa" w:w="1587"/>
-            <w:shd w:val="clear" w:color="auto" w:fill="FFFFFF"/>
-            <w:tcBorders>
-              <w:top w:val="single" w:sz="4" w:space="0" w:color="000000"/>
-              <w:left w:val="single" w:sz="4" w:space="0" w:color="000000"/>
-              <w:bottom w:val="single" w:sz="4" w:space="0" w:color="000000"/>
-              <w:right w:val="single" w:sz="4" w:space="0" w:color="000000"/>
-            </w:tcBorders>
-            <w:vAlign w:val="center"/>
-          </w:tcPr>
-          <w:p>
-            <w:pPr>
-              <w:spacing w:before="40" w:after="40"/>
-              <w:jc w:val="left"/>
-            </w:pPr>
-            <w:r>
-              <w:rPr>
-                <w:rFonts w:ascii="Adani" w:hAnsi="Adani"/>
-                <w:b w:val="0"/>
-                <w:sz w:val="18"/>
-                <w:u w:val="none"/>
-              </w:rPr>
-              <w:t>Director</w:t>
-            </w:r>
-          </w:p>
-        </w:tc>
-        <w:tc>
-          <w:tcPr>
-            <w:tcW w:type="dxa" w:w="1304"/>
-            <w:shd w:val="clear" w:color="auto" w:fill="FFFFFF"/>
-            <w:tcBorders>
-              <w:top w:val="single" w:sz="4" w:space="0" w:color="000000"/>
-              <w:left w:val="single" w:sz="4" w:space="0" w:color="000000"/>
-              <w:bottom w:val="single" w:sz="4" w:space="0" w:color="000000"/>
-              <w:right w:val="single" w:sz="4" w:space="0" w:color="000000"/>
-            </w:tcBorders>
-            <w:vAlign w:val="center"/>
-          </w:tcPr>
-          <w:p>
-            <w:pPr>
-              <w:spacing w:before="40" w:after="40"/>
-              <w:jc w:val="left"/>
-            </w:pPr>
-            <w:r>
-              <w:rPr>
-                <w:rFonts w:ascii="Adani" w:hAnsi="Adani"/>
-                <w:b w:val="0"/>
-                <w:sz w:val="18"/>
-                <w:u w:val="none"/>
-              </w:rPr>
-              <w:t>17/12/2021</w:t>
-            </w:r>
-          </w:p>
-        </w:tc>
-      </w:tr>
-      <w:tr>
-        <w:tc>
-          <w:tcPr>
-            <w:tcW w:type="dxa" w:w="2268"/>
-            <w:shd w:val="clear" w:color="auto" w:fill="FFFFFF"/>
-            <w:tcBorders>
-              <w:top w:val="single" w:sz="4" w:space="0" w:color="000000"/>
-              <w:left w:val="single" w:sz="4" w:space="0" w:color="000000"/>
-              <w:bottom w:val="single" w:sz="4" w:space="0" w:color="000000"/>
-              <w:right w:val="single" w:sz="4" w:space="0" w:color="000000"/>
-            </w:tcBorders>
-            <w:vAlign w:val="center"/>
-          </w:tcPr>
-          <w:p>
-            <w:pPr>
-              <w:spacing w:before="40" w:after="40"/>
-              <w:jc w:val="left"/>
-            </w:pPr>
-            <w:r>
-              <w:rPr>
-                <w:rFonts w:ascii="Adani" w:hAnsi="Adani"/>
-                <w:b w:val="0"/>
-                <w:sz w:val="18"/>
-                <w:u w:val="none"/>
-              </w:rPr>
-              <w:t>U45201GJ2009PLC056327</w:t>
-            </w:r>
-          </w:p>
-        </w:tc>
-        <w:tc>
-          <w:tcPr>
-            <w:tcW w:type="dxa" w:w="4252"/>
-            <w:shd w:val="clear" w:color="auto" w:fill="FFFFFF"/>
-            <w:tcBorders>
-              <w:top w:val="single" w:sz="4" w:space="0" w:color="000000"/>
-              <w:left w:val="single" w:sz="4" w:space="0" w:color="000000"/>
-              <w:bottom w:val="single" w:sz="4" w:space="0" w:color="000000"/>
-              <w:right w:val="single" w:sz="4" w:space="0" w:color="000000"/>
-            </w:tcBorders>
-            <w:vAlign w:val="center"/>
-          </w:tcPr>
-          <w:p>
-            <w:pPr>
-              <w:spacing w:before="40" w:after="40"/>
-              <w:jc w:val="left"/>
-            </w:pPr>
-            <w:r>
-              <w:rPr>
-                <w:rFonts w:ascii="Adani" w:hAnsi="Adani"/>
-                <w:b w:val="0"/>
-                <w:sz w:val="18"/>
-                <w:u w:val="none"/>
-              </w:rPr>
-              <w:t>MAHARASHTRA BORDER CHECK POST NETWORK LIMITED</w:t>
-            </w:r>
-          </w:p>
-        </w:tc>
-        <w:tc>
-          <w:tcPr>
-            <w:tcW w:type="dxa" w:w="1587"/>
-            <w:shd w:val="clear" w:color="auto" w:fill="FFFFFF"/>
-            <w:tcBorders>
-              <w:top w:val="single" w:sz="4" w:space="0" w:color="000000"/>
-              <w:left w:val="single" w:sz="4" w:space="0" w:color="000000"/>
-              <w:bottom w:val="single" w:sz="4" w:space="0" w:color="000000"/>
-              <w:right w:val="single" w:sz="4" w:space="0" w:color="000000"/>
-            </w:tcBorders>
-            <w:vAlign w:val="center"/>
-          </w:tcPr>
-          <w:p>
-            <w:pPr>
-              <w:spacing w:before="40" w:after="40"/>
-              <w:jc w:val="left"/>
-            </w:pPr>
-            <w:r>
-              <w:rPr>
-                <w:rFonts w:ascii="Adani" w:hAnsi="Adani"/>
-                <w:b w:val="0"/>
-                <w:sz w:val="18"/>
-                <w:u w:val="none"/>
-              </w:rPr>
-              <w:t>Director</w:t>
-            </w:r>
-          </w:p>
-        </w:tc>
-        <w:tc>
-          <w:tcPr>
-            <w:tcW w:type="dxa" w:w="1304"/>
-            <w:shd w:val="clear" w:color="auto" w:fill="FFFFFF"/>
-            <w:tcBorders>
-              <w:top w:val="single" w:sz="4" w:space="0" w:color="000000"/>
-              <w:left w:val="single" w:sz="4" w:space="0" w:color="000000"/>
-              <w:bottom w:val="single" w:sz="4" w:space="0" w:color="000000"/>
-              <w:right w:val="single" w:sz="4" w:space="0" w:color="000000"/>
-            </w:tcBorders>
-            <w:vAlign w:val="center"/>
-          </w:tcPr>
-          <w:p>
-            <w:pPr>
-              <w:spacing w:before="40" w:after="40"/>
-              <w:jc w:val="left"/>
-            </w:pPr>
-            <w:r>
-              <w:rPr>
-                <w:rFonts w:ascii="Adani" w:hAnsi="Adani"/>
-                <w:b w:val="0"/>
-                <w:sz w:val="18"/>
-                <w:u w:val="none"/>
-              </w:rPr>
-              <w:t>28/09/2021</w:t>
-            </w:r>
-          </w:p>
-        </w:tc>
-      </w:tr>
-      <w:tr>
-        <w:tc>
-          <w:tcPr>
-            <w:tcW w:type="dxa" w:w="2268"/>
-            <w:shd w:val="clear" w:color="auto" w:fill="FFFFFF"/>
-            <w:tcBorders>
-              <w:top w:val="single" w:sz="4" w:space="0" w:color="000000"/>
-              <w:left w:val="single" w:sz="4" w:space="0" w:color="000000"/>
-              <w:bottom w:val="single" w:sz="4" w:space="0" w:color="000000"/>
-              <w:right w:val="single" w:sz="4" w:space="0" w:color="000000"/>
-            </w:tcBorders>
-            <w:vAlign w:val="center"/>
-          </w:tcPr>
-          <w:p>
-            <w:pPr>
-              <w:spacing w:before="40" w:after="40"/>
-              <w:jc w:val="left"/>
-            </w:pPr>
-            <w:r>
-              <w:rPr>
-                <w:rFonts w:ascii="Adani" w:hAnsi="Adani"/>
-                <w:b w:val="0"/>
-                <w:sz w:val="18"/>
-                <w:u w:val="none"/>
-              </w:rPr>
-              <w:t>U40106GJ2021PLC123109</w:t>
-            </w:r>
-          </w:p>
-        </w:tc>
-        <w:tc>
-          <w:tcPr>
-            <w:tcW w:type="dxa" w:w="4252"/>
-            <w:shd w:val="clear" w:color="auto" w:fill="FFFFFF"/>
-            <w:tcBorders>
-              <w:top w:val="single" w:sz="4" w:space="0" w:color="000000"/>
-              <w:left w:val="single" w:sz="4" w:space="0" w:color="000000"/>
-              <w:bottom w:val="single" w:sz="4" w:space="0" w:color="000000"/>
-              <w:right w:val="single" w:sz="4" w:space="0" w:color="000000"/>
-            </w:tcBorders>
-            <w:vAlign w:val="center"/>
-          </w:tcPr>
-          <w:p>
-            <w:pPr>
-              <w:spacing w:before="40" w:after="40"/>
-              <w:jc w:val="left"/>
-            </w:pPr>
-            <w:r>
-              <w:rPr>
-                <w:rFonts w:ascii="Adani" w:hAnsi="Adani"/>
-                <w:b w:val="0"/>
-                <w:sz w:val="18"/>
-                <w:u w:val="none"/>
-              </w:rPr>
-              <w:t>ADANI NEW INDUSTRIES LIMITED</w:t>
-            </w:r>
-          </w:p>
-        </w:tc>
-        <w:tc>
-          <w:tcPr>
-            <w:tcW w:type="dxa" w:w="1587"/>
-            <w:shd w:val="clear" w:color="auto" w:fill="FFFFFF"/>
-            <w:tcBorders>
-              <w:top w:val="single" w:sz="4" w:space="0" w:color="000000"/>
-              <w:left w:val="single" w:sz="4" w:space="0" w:color="000000"/>
-              <w:bottom w:val="single" w:sz="4" w:space="0" w:color="000000"/>
-              <w:right w:val="single" w:sz="4" w:space="0" w:color="000000"/>
-            </w:tcBorders>
-            <w:vAlign w:val="center"/>
-          </w:tcPr>
-          <w:p>
-            <w:pPr>
-              <w:spacing w:before="40" w:after="40"/>
-              <w:jc w:val="left"/>
-            </w:pPr>
-            <w:r>
-              <w:rPr>
-                <w:rFonts w:ascii="Adani" w:hAnsi="Adani"/>
-                <w:b w:val="0"/>
-                <w:sz w:val="18"/>
-                <w:u w:val="none"/>
-              </w:rPr>
-              <w:t>Director</w:t>
-            </w:r>
-          </w:p>
-        </w:tc>
-        <w:tc>
-          <w:tcPr>
-            <w:tcW w:type="dxa" w:w="1304"/>
-            <w:shd w:val="clear" w:color="auto" w:fill="FFFFFF"/>
-            <w:tcBorders>
-              <w:top w:val="single" w:sz="4" w:space="0" w:color="000000"/>
-              <w:left w:val="single" w:sz="4" w:space="0" w:color="000000"/>
-              <w:bottom w:val="single" w:sz="4" w:space="0" w:color="000000"/>
-              <w:right w:val="single" w:sz="4" w:space="0" w:color="000000"/>
-            </w:tcBorders>
-            <w:vAlign w:val="center"/>
-          </w:tcPr>
-          <w:p>
-            <w:pPr>
-              <w:spacing w:before="40" w:after="40"/>
-              <w:jc w:val="left"/>
-            </w:pPr>
-            <w:r>
-              <w:rPr>
-                <w:rFonts w:ascii="Adani" w:hAnsi="Adani"/>
-                <w:b w:val="0"/>
-                <w:sz w:val="18"/>
-                <w:u w:val="none"/>
-              </w:rPr>
-              <w:t>07/06/2021</w:t>
-            </w:r>
-          </w:p>
-        </w:tc>
-      </w:tr>
-      <w:tr>
-        <w:tc>
-          <w:tcPr>
-            <w:tcW w:type="dxa" w:w="2268"/>
-            <w:shd w:val="clear" w:color="auto" w:fill="FFFFFF"/>
-            <w:tcBorders>
-              <w:top w:val="single" w:sz="4" w:space="0" w:color="000000"/>
-              <w:left w:val="single" w:sz="4" w:space="0" w:color="000000"/>
-              <w:bottom w:val="single" w:sz="4" w:space="0" w:color="000000"/>
-              <w:right w:val="single" w:sz="4" w:space="0" w:color="000000"/>
-            </w:tcBorders>
-            <w:vAlign w:val="center"/>
-          </w:tcPr>
-          <w:p>
-            <w:pPr>
-              <w:spacing w:before="40" w:after="40"/>
-              <w:jc w:val="left"/>
-            </w:pPr>
-            <w:r>
-              <w:rPr>
-                <w:rFonts w:ascii="Adani" w:hAnsi="Adani"/>
-                <w:b w:val="0"/>
-                <w:sz w:val="18"/>
-                <w:u w:val="none"/>
-              </w:rPr>
-              <w:t>U45309GJ2021PLC121814</w:t>
-            </w:r>
-          </w:p>
-        </w:tc>
-        <w:tc>
-          <w:tcPr>
-            <w:tcW w:type="dxa" w:w="4252"/>
-            <w:shd w:val="clear" w:color="auto" w:fill="FFFFFF"/>
-            <w:tcBorders>
-              <w:top w:val="single" w:sz="4" w:space="0" w:color="000000"/>
-              <w:left w:val="single" w:sz="4" w:space="0" w:color="000000"/>
-              <w:bottom w:val="single" w:sz="4" w:space="0" w:color="000000"/>
-              <w:right w:val="single" w:sz="4" w:space="0" w:color="000000"/>
-            </w:tcBorders>
-            <w:vAlign w:val="center"/>
-          </w:tcPr>
-          <w:p>
-            <w:pPr>
-              <w:spacing w:before="40" w:after="40"/>
-              <w:jc w:val="left"/>
-            </w:pPr>
-            <w:r>
-              <w:rPr>
-                <w:rFonts w:ascii="Adani" w:hAnsi="Adani"/>
-                <w:b w:val="0"/>
-                <w:sz w:val="18"/>
-                <w:u w:val="none"/>
-              </w:rPr>
-              <w:t>ADANI ROAD O&amp;M LIMITED</w:t>
-            </w:r>
-          </w:p>
-        </w:tc>
-        <w:tc>
-          <w:tcPr>
-            <w:tcW w:type="dxa" w:w="1587"/>
-            <w:shd w:val="clear" w:color="auto" w:fill="FFFFFF"/>
-            <w:tcBorders>
-              <w:top w:val="single" w:sz="4" w:space="0" w:color="000000"/>
-              <w:left w:val="single" w:sz="4" w:space="0" w:color="000000"/>
-              <w:bottom w:val="single" w:sz="4" w:space="0" w:color="000000"/>
-              <w:right w:val="single" w:sz="4" w:space="0" w:color="000000"/>
-            </w:tcBorders>
-            <w:vAlign w:val="center"/>
-          </w:tcPr>
-          <w:p>
-            <w:pPr>
-              <w:spacing w:before="40" w:after="40"/>
-              <w:jc w:val="left"/>
-            </w:pPr>
-            <w:r>
-              <w:rPr>
-                <w:rFonts w:ascii="Adani" w:hAnsi="Adani"/>
-                <w:b w:val="0"/>
-                <w:sz w:val="18"/>
-                <w:u w:val="none"/>
-              </w:rPr>
-              <w:t>Director</w:t>
-            </w:r>
-          </w:p>
-        </w:tc>
-        <w:tc>
-          <w:tcPr>
-            <w:tcW w:type="dxa" w:w="1304"/>
-            <w:shd w:val="clear" w:color="auto" w:fill="FFFFFF"/>
-            <w:tcBorders>
-              <w:top w:val="single" w:sz="4" w:space="0" w:color="000000"/>
-              <w:left w:val="single" w:sz="4" w:space="0" w:color="000000"/>
-              <w:bottom w:val="single" w:sz="4" w:space="0" w:color="000000"/>
-              <w:right w:val="single" w:sz="4" w:space="0" w:color="000000"/>
-            </w:tcBorders>
-            <w:vAlign w:val="center"/>
-          </w:tcPr>
-          <w:p>
-            <w:pPr>
-              <w:spacing w:before="40" w:after="40"/>
-              <w:jc w:val="left"/>
-            </w:pPr>
-            <w:r>
-              <w:rPr>
-                <w:rFonts w:ascii="Adani" w:hAnsi="Adani"/>
-                <w:b w:val="0"/>
-                <w:sz w:val="18"/>
-                <w:u w:val="none"/>
-              </w:rPr>
-              <w:t>07/04/2021</w:t>
-            </w:r>
-          </w:p>
-        </w:tc>
-      </w:tr>
-      <w:tr>
-        <w:tc>
-          <w:tcPr>
-            <w:tcW w:type="dxa" w:w="2268"/>
-            <w:shd w:val="clear" w:color="auto" w:fill="FFFFFF"/>
-            <w:tcBorders>
-              <w:top w:val="single" w:sz="4" w:space="0" w:color="000000"/>
-              <w:left w:val="single" w:sz="4" w:space="0" w:color="000000"/>
-              <w:bottom w:val="single" w:sz="4" w:space="0" w:color="000000"/>
-              <w:right w:val="single" w:sz="4" w:space="0" w:color="000000"/>
-            </w:tcBorders>
-            <w:vAlign w:val="center"/>
-          </w:tcPr>
-          <w:p>
-            <w:pPr>
-              <w:spacing w:before="40" w:after="40"/>
-              <w:jc w:val="left"/>
-            </w:pPr>
-            <w:r>
-              <w:rPr>
-                <w:rFonts w:ascii="Adani" w:hAnsi="Adani"/>
-                <w:b w:val="0"/>
-                <w:sz w:val="18"/>
-                <w:u w:val="none"/>
-              </w:rPr>
-              <w:t>U14100GJ2021PLC121525</w:t>
-            </w:r>
-          </w:p>
-        </w:tc>
-        <w:tc>
-          <w:tcPr>
-            <w:tcW w:type="dxa" w:w="4252"/>
-            <w:shd w:val="clear" w:color="auto" w:fill="FFFFFF"/>
-            <w:tcBorders>
-              <w:top w:val="single" w:sz="4" w:space="0" w:color="000000"/>
-              <w:left w:val="single" w:sz="4" w:space="0" w:color="000000"/>
-              <w:bottom w:val="single" w:sz="4" w:space="0" w:color="000000"/>
-              <w:right w:val="single" w:sz="4" w:space="0" w:color="000000"/>
-            </w:tcBorders>
-            <w:vAlign w:val="center"/>
-          </w:tcPr>
-          <w:p>
-            <w:pPr>
-              <w:spacing w:before="40" w:after="40"/>
-              <w:jc w:val="left"/>
-            </w:pPr>
-            <w:r>
-              <w:rPr>
-                <w:rFonts w:ascii="Adani" w:hAnsi="Adani"/>
-                <w:b w:val="0"/>
-                <w:sz w:val="18"/>
-                <w:u w:val="none"/>
-              </w:rPr>
-              <w:t>KUTCH COPPER LIMITED</w:t>
-            </w:r>
-          </w:p>
-        </w:tc>
-        <w:tc>
-          <w:tcPr>
-            <w:tcW w:type="dxa" w:w="1587"/>
-            <w:shd w:val="clear" w:color="auto" w:fill="FFFFFF"/>
-            <w:tcBorders>
-              <w:top w:val="single" w:sz="4" w:space="0" w:color="000000"/>
-              <w:left w:val="single" w:sz="4" w:space="0" w:color="000000"/>
-              <w:bottom w:val="single" w:sz="4" w:space="0" w:color="000000"/>
-              <w:right w:val="single" w:sz="4" w:space="0" w:color="000000"/>
-            </w:tcBorders>
-            <w:vAlign w:val="center"/>
-          </w:tcPr>
-          <w:p>
-            <w:pPr>
-              <w:spacing w:before="40" w:after="40"/>
-              <w:jc w:val="left"/>
-            </w:pPr>
-            <w:r>
-              <w:rPr>
-                <w:rFonts w:ascii="Adani" w:hAnsi="Adani"/>
-                <w:b w:val="0"/>
-                <w:sz w:val="18"/>
-                <w:u w:val="none"/>
-              </w:rPr>
-              <w:t>Director</w:t>
-            </w:r>
-          </w:p>
-        </w:tc>
-        <w:tc>
-          <w:tcPr>
-            <w:tcW w:type="dxa" w:w="1304"/>
-            <w:shd w:val="clear" w:color="auto" w:fill="FFFFFF"/>
-            <w:tcBorders>
-              <w:top w:val="single" w:sz="4" w:space="0" w:color="000000"/>
-              <w:left w:val="single" w:sz="4" w:space="0" w:color="000000"/>
-              <w:bottom w:val="single" w:sz="4" w:space="0" w:color="000000"/>
-              <w:right w:val="single" w:sz="4" w:space="0" w:color="000000"/>
-            </w:tcBorders>
-            <w:vAlign w:val="center"/>
-          </w:tcPr>
-          <w:p>
-            <w:pPr>
-              <w:spacing w:before="40" w:after="40"/>
-              <w:jc w:val="left"/>
-            </w:pPr>
-            <w:r>
-              <w:rPr>
-                <w:rFonts w:ascii="Adani" w:hAnsi="Adani"/>
-                <w:b w:val="0"/>
-                <w:sz w:val="18"/>
-                <w:u w:val="none"/>
-              </w:rPr>
-              <w:t>24/03/2021</w:t>
-            </w:r>
-          </w:p>
-        </w:tc>
-      </w:tr>
-      <w:tr>
-        <w:tc>
-          <w:tcPr>
-            <w:tcW w:type="dxa" w:w="2268"/>
-            <w:shd w:val="clear" w:color="auto" w:fill="FFFFFF"/>
-            <w:tcBorders>
-              <w:top w:val="single" w:sz="4" w:space="0" w:color="000000"/>
-              <w:left w:val="single" w:sz="4" w:space="0" w:color="000000"/>
-              <w:bottom w:val="single" w:sz="4" w:space="0" w:color="000000"/>
-              <w:right w:val="single" w:sz="4" w:space="0" w:color="000000"/>
-            </w:tcBorders>
-            <w:vAlign w:val="center"/>
-          </w:tcPr>
-          <w:p>
-            <w:pPr>
-              <w:spacing w:before="40" w:after="40"/>
-              <w:jc w:val="left"/>
-            </w:pPr>
-            <w:r>
-              <w:rPr>
-                <w:rFonts w:ascii="Adani" w:hAnsi="Adani"/>
-                <w:b w:val="0"/>
-                <w:sz w:val="18"/>
-                <w:u w:val="none"/>
-              </w:rPr>
-              <w:t>U45203GJ2021PLC119861</w:t>
-            </w:r>
-          </w:p>
-        </w:tc>
-        <w:tc>
-          <w:tcPr>
-            <w:tcW w:type="dxa" w:w="4252"/>
-            <w:shd w:val="clear" w:color="auto" w:fill="FFFFFF"/>
-            <w:tcBorders>
-              <w:top w:val="single" w:sz="4" w:space="0" w:color="000000"/>
-              <w:left w:val="single" w:sz="4" w:space="0" w:color="000000"/>
-              <w:bottom w:val="single" w:sz="4" w:space="0" w:color="000000"/>
-              <w:right w:val="single" w:sz="4" w:space="0" w:color="000000"/>
-            </w:tcBorders>
-            <w:vAlign w:val="center"/>
-          </w:tcPr>
-          <w:p>
-            <w:pPr>
-              <w:spacing w:before="40" w:after="40"/>
-              <w:jc w:val="left"/>
-            </w:pPr>
-            <w:r>
-              <w:rPr>
-                <w:rFonts w:ascii="Adani" w:hAnsi="Adani"/>
-                <w:b w:val="0"/>
-                <w:sz w:val="18"/>
-                <w:u w:val="none"/>
-              </w:rPr>
-              <w:t>AZHIYUR VENGALAM ROAD LIMITED</w:t>
-            </w:r>
-          </w:p>
-        </w:tc>
-        <w:tc>
-          <w:tcPr>
-            <w:tcW w:type="dxa" w:w="1587"/>
-            <w:shd w:val="clear" w:color="auto" w:fill="FFFFFF"/>
-            <w:tcBorders>
-              <w:top w:val="single" w:sz="4" w:space="0" w:color="000000"/>
-              <w:left w:val="single" w:sz="4" w:space="0" w:color="000000"/>
-              <w:bottom w:val="single" w:sz="4" w:space="0" w:color="000000"/>
-              <w:right w:val="single" w:sz="4" w:space="0" w:color="000000"/>
-            </w:tcBorders>
-            <w:vAlign w:val="center"/>
-          </w:tcPr>
-          <w:p>
-            <w:pPr>
-              <w:spacing w:before="40" w:after="40"/>
-              <w:jc w:val="left"/>
-            </w:pPr>
-            <w:r>
-              <w:rPr>
-                <w:rFonts w:ascii="Adani" w:hAnsi="Adani"/>
-                <w:b w:val="0"/>
-                <w:sz w:val="18"/>
-                <w:u w:val="none"/>
-              </w:rPr>
-              <w:t>Director</w:t>
-            </w:r>
-          </w:p>
-        </w:tc>
-        <w:tc>
-          <w:tcPr>
-            <w:tcW w:type="dxa" w:w="1304"/>
-            <w:shd w:val="clear" w:color="auto" w:fill="FFFFFF"/>
-            <w:tcBorders>
-              <w:top w:val="single" w:sz="4" w:space="0" w:color="000000"/>
-              <w:left w:val="single" w:sz="4" w:space="0" w:color="000000"/>
-              <w:bottom w:val="single" w:sz="4" w:space="0" w:color="000000"/>
-              <w:right w:val="single" w:sz="4" w:space="0" w:color="000000"/>
-            </w:tcBorders>
-            <w:vAlign w:val="center"/>
-          </w:tcPr>
-          <w:p>
-            <w:pPr>
-              <w:spacing w:before="40" w:after="40"/>
-              <w:jc w:val="left"/>
-            </w:pPr>
-            <w:r>
-              <w:rPr>
-                <w:rFonts w:ascii="Adani" w:hAnsi="Adani"/>
-                <w:b w:val="0"/>
-                <w:sz w:val="18"/>
-                <w:u w:val="none"/>
-              </w:rPr>
-              <w:t>01/02/2021</w:t>
-            </w:r>
-          </w:p>
-        </w:tc>
-      </w:tr>
-      <w:tr>
-        <w:tc>
-          <w:tcPr>
-            <w:tcW w:type="dxa" w:w="2268"/>
-            <w:shd w:val="clear" w:color="auto" w:fill="FFFFFF"/>
-            <w:tcBorders>
-              <w:top w:val="single" w:sz="4" w:space="0" w:color="000000"/>
-              <w:left w:val="single" w:sz="4" w:space="0" w:color="000000"/>
-              <w:bottom w:val="single" w:sz="4" w:space="0" w:color="000000"/>
-              <w:right w:val="single" w:sz="4" w:space="0" w:color="000000"/>
-            </w:tcBorders>
-            <w:vAlign w:val="center"/>
-          </w:tcPr>
-          <w:p>
-            <w:pPr>
-              <w:spacing w:before="40" w:after="40"/>
-              <w:jc w:val="left"/>
-            </w:pPr>
-            <w:r>
-              <w:rPr>
-                <w:rFonts w:ascii="Adani" w:hAnsi="Adani"/>
-                <w:b w:val="0"/>
-                <w:sz w:val="18"/>
-                <w:u w:val="none"/>
-              </w:rPr>
-              <w:t>U74999GJ2020PLC113544</w:t>
-            </w:r>
-          </w:p>
-        </w:tc>
-        <w:tc>
-          <w:tcPr>
-            <w:tcW w:type="dxa" w:w="4252"/>
-            <w:shd w:val="clear" w:color="auto" w:fill="FFFFFF"/>
-            <w:tcBorders>
-              <w:top w:val="single" w:sz="4" w:space="0" w:color="000000"/>
-              <w:left w:val="single" w:sz="4" w:space="0" w:color="000000"/>
-              <w:bottom w:val="single" w:sz="4" w:space="0" w:color="000000"/>
-              <w:right w:val="single" w:sz="4" w:space="0" w:color="000000"/>
-            </w:tcBorders>
-            <w:vAlign w:val="center"/>
-          </w:tcPr>
-          <w:p>
-            <w:pPr>
-              <w:spacing w:before="40" w:after="40"/>
-              <w:jc w:val="left"/>
-            </w:pPr>
-            <w:r>
-              <w:rPr>
-                <w:rFonts w:ascii="Adani" w:hAnsi="Adani"/>
-                <w:b w:val="0"/>
-                <w:sz w:val="18"/>
-                <w:u w:val="none"/>
-              </w:rPr>
-              <w:t>NANASA PIDGAON ROAD LIMITED</w:t>
-            </w:r>
-          </w:p>
-        </w:tc>
-        <w:tc>
-          <w:tcPr>
-            <w:tcW w:type="dxa" w:w="1587"/>
-            <w:shd w:val="clear" w:color="auto" w:fill="FFFFFF"/>
-            <w:tcBorders>
-              <w:top w:val="single" w:sz="4" w:space="0" w:color="000000"/>
-              <w:left w:val="single" w:sz="4" w:space="0" w:color="000000"/>
-              <w:bottom w:val="single" w:sz="4" w:space="0" w:color="000000"/>
-              <w:right w:val="single" w:sz="4" w:space="0" w:color="000000"/>
-            </w:tcBorders>
-            <w:vAlign w:val="center"/>
-          </w:tcPr>
-          <w:p>
-            <w:pPr>
-              <w:spacing w:before="40" w:after="40"/>
-              <w:jc w:val="left"/>
-            </w:pPr>
-            <w:r>
-              <w:rPr>
-                <w:rFonts w:ascii="Adani" w:hAnsi="Adani"/>
-                <w:b w:val="0"/>
-                <w:sz w:val="18"/>
-                <w:u w:val="none"/>
-              </w:rPr>
-              <w:t>Director</w:t>
-            </w:r>
-          </w:p>
-        </w:tc>
-        <w:tc>
-          <w:tcPr>
-            <w:tcW w:type="dxa" w:w="1304"/>
-            <w:shd w:val="clear" w:color="auto" w:fill="FFFFFF"/>
-            <w:tcBorders>
-              <w:top w:val="single" w:sz="4" w:space="0" w:color="000000"/>
-              <w:left w:val="single" w:sz="4" w:space="0" w:color="000000"/>
-              <w:bottom w:val="single" w:sz="4" w:space="0" w:color="000000"/>
-              <w:right w:val="single" w:sz="4" w:space="0" w:color="000000"/>
-            </w:tcBorders>
-            <w:vAlign w:val="center"/>
-          </w:tcPr>
-          <w:p>
-            <w:pPr>
-              <w:spacing w:before="40" w:after="40"/>
-              <w:jc w:val="left"/>
-            </w:pPr>
-            <w:r>
-              <w:rPr>
-                <w:rFonts w:ascii="Adani" w:hAnsi="Adani"/>
-                <w:b w:val="0"/>
-                <w:sz w:val="18"/>
-                <w:u w:val="none"/>
-              </w:rPr>
-              <w:t>08/05/2020</w:t>
-            </w:r>
-          </w:p>
-        </w:tc>
-      </w:tr>
-      <w:tr>
-        <w:tc>
-          <w:tcPr>
-            <w:tcW w:type="dxa" w:w="2268"/>
-            <w:shd w:val="clear" w:color="auto" w:fill="FFFFFF"/>
-            <w:tcBorders>
-              <w:top w:val="single" w:sz="4" w:space="0" w:color="000000"/>
-              <w:left w:val="single" w:sz="4" w:space="0" w:color="000000"/>
-              <w:bottom w:val="single" w:sz="4" w:space="0" w:color="000000"/>
-              <w:right w:val="single" w:sz="4" w:space="0" w:color="000000"/>
-            </w:tcBorders>
-            <w:vAlign w:val="center"/>
-          </w:tcPr>
-          <w:p>
-            <w:pPr>
-              <w:spacing w:before="40" w:after="40"/>
-              <w:jc w:val="left"/>
-            </w:pPr>
-            <w:r>
-              <w:rPr>
-                <w:rFonts w:ascii="Adani" w:hAnsi="Adani"/>
-                <w:b w:val="0"/>
-                <w:sz w:val="18"/>
-                <w:u w:val="none"/>
-              </w:rPr>
-              <w:t>U40100GJ2015PLC085448</w:t>
-            </w:r>
-          </w:p>
-        </w:tc>
-        <w:tc>
-          <w:tcPr>
-            <w:tcW w:type="dxa" w:w="4252"/>
-            <w:shd w:val="clear" w:color="auto" w:fill="FFFFFF"/>
-            <w:tcBorders>
-              <w:top w:val="single" w:sz="4" w:space="0" w:color="000000"/>
-              <w:left w:val="single" w:sz="4" w:space="0" w:color="000000"/>
-              <w:bottom w:val="single" w:sz="4" w:space="0" w:color="000000"/>
-              <w:right w:val="single" w:sz="4" w:space="0" w:color="000000"/>
-            </w:tcBorders>
-            <w:vAlign w:val="center"/>
-          </w:tcPr>
-          <w:p>
-            <w:pPr>
-              <w:spacing w:before="40" w:after="40"/>
-              <w:jc w:val="left"/>
-            </w:pPr>
-            <w:r>
-              <w:rPr>
-                <w:rFonts w:ascii="Adani" w:hAnsi="Adani"/>
-                <w:b w:val="0"/>
-                <w:sz w:val="18"/>
-                <w:u w:val="none"/>
-              </w:rPr>
-              <w:t>ADANI POWER (JHARKHAND) LIMITED</w:t>
-            </w:r>
-          </w:p>
-        </w:tc>
-        <w:tc>
-          <w:tcPr>
-            <w:tcW w:type="dxa" w:w="1587"/>
-            <w:shd w:val="clear" w:color="auto" w:fill="FFFFFF"/>
-            <w:tcBorders>
-              <w:top w:val="single" w:sz="4" w:space="0" w:color="000000"/>
-              <w:left w:val="single" w:sz="4" w:space="0" w:color="000000"/>
-              <w:bottom w:val="single" w:sz="4" w:space="0" w:color="000000"/>
-              <w:right w:val="single" w:sz="4" w:space="0" w:color="000000"/>
-            </w:tcBorders>
-            <w:vAlign w:val="center"/>
-          </w:tcPr>
-          <w:p>
-            <w:pPr>
-              <w:spacing w:before="40" w:after="40"/>
-              <w:jc w:val="left"/>
-            </w:pPr>
-            <w:r>
-              <w:rPr>
-                <w:rFonts w:ascii="Adani" w:hAnsi="Adani"/>
-                <w:b w:val="0"/>
-                <w:sz w:val="18"/>
-                <w:u w:val="none"/>
-              </w:rPr>
-              <w:t>Additional Director</w:t>
-            </w:r>
-          </w:p>
-        </w:tc>
-        <w:tc>
-          <w:tcPr>
-            <w:tcW w:type="dxa" w:w="1304"/>
-            <w:shd w:val="clear" w:color="auto" w:fill="FFFFFF"/>
-            <w:tcBorders>
-              <w:top w:val="single" w:sz="4" w:space="0" w:color="000000"/>
-              <w:left w:val="single" w:sz="4" w:space="0" w:color="000000"/>
-              <w:bottom w:val="single" w:sz="4" w:space="0" w:color="000000"/>
-              <w:right w:val="single" w:sz="4" w:space="0" w:color="000000"/>
-            </w:tcBorders>
-            <w:vAlign w:val="center"/>
-          </w:tcPr>
-          <w:p>
-            <w:pPr>
-              <w:spacing w:before="40" w:after="40"/>
-              <w:jc w:val="left"/>
-            </w:pPr>
-            <w:r>
-              <w:rPr>
-                <w:rFonts w:ascii="Adani" w:hAnsi="Adani"/>
-                <w:b w:val="0"/>
-                <w:sz w:val="18"/>
-                <w:u w:val="none"/>
-              </w:rPr>
-              <w:t>24/08/2019</w:t>
-            </w:r>
-          </w:p>
-        </w:tc>
-      </w:tr>
-      <w:tr>
-        <w:tc>
-          <w:tcPr>
-            <w:tcW w:type="dxa" w:w="2268"/>
-            <w:shd w:val="clear" w:color="auto" w:fill="FFFFFF"/>
-            <w:tcBorders>
-              <w:top w:val="single" w:sz="4" w:space="0" w:color="000000"/>
-              <w:left w:val="single" w:sz="4" w:space="0" w:color="000000"/>
-              <w:bottom w:val="single" w:sz="4" w:space="0" w:color="000000"/>
-              <w:right w:val="single" w:sz="4" w:space="0" w:color="000000"/>
-            </w:tcBorders>
-            <w:vAlign w:val="center"/>
-          </w:tcPr>
-          <w:p>
-            <w:pPr>
-              <w:spacing w:before="40" w:after="40"/>
-              <w:jc w:val="left"/>
-            </w:pPr>
-            <w:r>
-              <w:rPr>
-                <w:rFonts w:ascii="Adani" w:hAnsi="Adani"/>
-                <w:b w:val="0"/>
-                <w:sz w:val="18"/>
-                <w:u w:val="none"/>
-              </w:rPr>
-              <w:t>U45201GJ2019PTC107602</w:t>
-            </w:r>
-          </w:p>
-        </w:tc>
-        <w:tc>
-          <w:tcPr>
-            <w:tcW w:type="dxa" w:w="4252"/>
-            <w:shd w:val="clear" w:color="auto" w:fill="FFFFFF"/>
-            <w:tcBorders>
-              <w:top w:val="single" w:sz="4" w:space="0" w:color="000000"/>
-              <w:left w:val="single" w:sz="4" w:space="0" w:color="000000"/>
-              <w:bottom w:val="single" w:sz="4" w:space="0" w:color="000000"/>
-              <w:right w:val="single" w:sz="4" w:space="0" w:color="000000"/>
-            </w:tcBorders>
-            <w:vAlign w:val="center"/>
-          </w:tcPr>
-          <w:p>
-            <w:pPr>
-              <w:spacing w:before="40" w:after="40"/>
-              <w:jc w:val="left"/>
-            </w:pPr>
-            <w:r>
-              <w:rPr>
-                <w:rFonts w:ascii="Adani" w:hAnsi="Adani"/>
-                <w:b w:val="0"/>
-                <w:sz w:val="18"/>
-                <w:u w:val="none"/>
-              </w:rPr>
-              <w:t>SURYAPET KHAMMAM ROAD PRIVATE LIMITED</w:t>
-            </w:r>
-          </w:p>
-        </w:tc>
-        <w:tc>
-          <w:tcPr>
-            <w:tcW w:type="dxa" w:w="1587"/>
-            <w:shd w:val="clear" w:color="auto" w:fill="FFFFFF"/>
-            <w:tcBorders>
-              <w:top w:val="single" w:sz="4" w:space="0" w:color="000000"/>
-              <w:left w:val="single" w:sz="4" w:space="0" w:color="000000"/>
-              <w:bottom w:val="single" w:sz="4" w:space="0" w:color="000000"/>
-              <w:right w:val="single" w:sz="4" w:space="0" w:color="000000"/>
-            </w:tcBorders>
-            <w:vAlign w:val="center"/>
-          </w:tcPr>
-          <w:p>
-            <w:pPr>
-              <w:spacing w:before="40" w:after="40"/>
-              <w:jc w:val="left"/>
-            </w:pPr>
-            <w:r>
-              <w:rPr>
-                <w:rFonts w:ascii="Adani" w:hAnsi="Adani"/>
-                <w:b w:val="0"/>
-                <w:sz w:val="18"/>
-                <w:u w:val="none"/>
-              </w:rPr>
-              <w:t>Additional Director</w:t>
-            </w:r>
-          </w:p>
-        </w:tc>
-        <w:tc>
-          <w:tcPr>
-            <w:tcW w:type="dxa" w:w="1304"/>
-            <w:shd w:val="clear" w:color="auto" w:fill="FFFFFF"/>
-            <w:tcBorders>
-              <w:top w:val="single" w:sz="4" w:space="0" w:color="000000"/>
-              <w:left w:val="single" w:sz="4" w:space="0" w:color="000000"/>
-              <w:bottom w:val="single" w:sz="4" w:space="0" w:color="000000"/>
-              <w:right w:val="single" w:sz="4" w:space="0" w:color="000000"/>
-            </w:tcBorders>
-            <w:vAlign w:val="center"/>
-          </w:tcPr>
-          <w:p>
-            <w:pPr>
-              <w:spacing w:before="40" w:after="40"/>
-              <w:jc w:val="left"/>
-            </w:pPr>
-            <w:r>
-              <w:rPr>
-                <w:rFonts w:ascii="Adani" w:hAnsi="Adani"/>
-                <w:b w:val="0"/>
-                <w:sz w:val="18"/>
-                <w:u w:val="none"/>
-              </w:rPr>
-              <w:t>12/06/2019</w:t>
-            </w:r>
-          </w:p>
-        </w:tc>
-      </w:tr>
-      <w:tr>
-        <w:tc>
-          <w:tcPr>
-            <w:tcW w:type="dxa" w:w="2268"/>
-            <w:shd w:val="clear" w:color="auto" w:fill="FFFFFF"/>
-            <w:tcBorders>
-              <w:top w:val="single" w:sz="4" w:space="0" w:color="000000"/>
-              <w:left w:val="single" w:sz="4" w:space="0" w:color="000000"/>
-              <w:bottom w:val="single" w:sz="4" w:space="0" w:color="000000"/>
-              <w:right w:val="single" w:sz="4" w:space="0" w:color="000000"/>
-            </w:tcBorders>
-            <w:vAlign w:val="center"/>
-          </w:tcPr>
-          <w:p>
-            <w:pPr>
-              <w:spacing w:before="40" w:after="40"/>
-              <w:jc w:val="left"/>
-            </w:pPr>
-            <w:r>
-              <w:rPr>
-                <w:rFonts w:ascii="Adani" w:hAnsi="Adani"/>
-                <w:b w:val="0"/>
-                <w:sz w:val="18"/>
-                <w:u w:val="none"/>
-              </w:rPr>
-              <w:t>U45209GJ2019PTC107501</w:t>
-            </w:r>
-          </w:p>
-        </w:tc>
-        <w:tc>
-          <w:tcPr>
-            <w:tcW w:type="dxa" w:w="4252"/>
-            <w:shd w:val="clear" w:color="auto" w:fill="FFFFFF"/>
-            <w:tcBorders>
-              <w:top w:val="single" w:sz="4" w:space="0" w:color="000000"/>
-              <w:left w:val="single" w:sz="4" w:space="0" w:color="000000"/>
-              <w:bottom w:val="single" w:sz="4" w:space="0" w:color="000000"/>
-              <w:right w:val="single" w:sz="4" w:space="0" w:color="000000"/>
-            </w:tcBorders>
-            <w:vAlign w:val="center"/>
-          </w:tcPr>
-          <w:p>
-            <w:pPr>
-              <w:spacing w:before="40" w:after="40"/>
-              <w:jc w:val="left"/>
-            </w:pPr>
-            <w:r>
-              <w:rPr>
-                <w:rFonts w:ascii="Adani" w:hAnsi="Adani"/>
-                <w:b w:val="0"/>
-                <w:sz w:val="18"/>
-                <w:u w:val="none"/>
-              </w:rPr>
-              <w:t>MANCHERIAL REPALLEWADA ROAD PRIVATE LIMITED</w:t>
-            </w:r>
-          </w:p>
-        </w:tc>
-        <w:tc>
-          <w:tcPr>
-            <w:tcW w:type="dxa" w:w="1587"/>
-            <w:shd w:val="clear" w:color="auto" w:fill="FFFFFF"/>
-            <w:tcBorders>
-              <w:top w:val="single" w:sz="4" w:space="0" w:color="000000"/>
-              <w:left w:val="single" w:sz="4" w:space="0" w:color="000000"/>
-              <w:bottom w:val="single" w:sz="4" w:space="0" w:color="000000"/>
-              <w:right w:val="single" w:sz="4" w:space="0" w:color="000000"/>
-            </w:tcBorders>
-            <w:vAlign w:val="center"/>
-          </w:tcPr>
-          <w:p>
-            <w:pPr>
-              <w:spacing w:before="40" w:after="40"/>
-              <w:jc w:val="left"/>
-            </w:pPr>
-            <w:r>
-              <w:rPr>
-                <w:rFonts w:ascii="Adani" w:hAnsi="Adani"/>
-                <w:b w:val="0"/>
-                <w:sz w:val="18"/>
-                <w:u w:val="none"/>
-              </w:rPr>
-              <w:t>Director</w:t>
-            </w:r>
-          </w:p>
-        </w:tc>
-        <w:tc>
-          <w:tcPr>
-            <w:tcW w:type="dxa" w:w="1304"/>
-            <w:shd w:val="clear" w:color="auto" w:fill="FFFFFF"/>
-            <w:tcBorders>
-              <w:top w:val="single" w:sz="4" w:space="0" w:color="000000"/>
-              <w:left w:val="single" w:sz="4" w:space="0" w:color="000000"/>
-              <w:bottom w:val="single" w:sz="4" w:space="0" w:color="000000"/>
-              <w:right w:val="single" w:sz="4" w:space="0" w:color="000000"/>
-            </w:tcBorders>
-            <w:vAlign w:val="center"/>
-          </w:tcPr>
-          <w:p>
-            <w:pPr>
-              <w:spacing w:before="40" w:after="40"/>
-              <w:jc w:val="left"/>
-            </w:pPr>
-            <w:r>
-              <w:rPr>
-                <w:rFonts w:ascii="Adani" w:hAnsi="Adani"/>
-                <w:b w:val="0"/>
-                <w:sz w:val="18"/>
-                <w:u w:val="none"/>
-              </w:rPr>
-              <w:t>05/04/2019</w:t>
-            </w:r>
-          </w:p>
-        </w:tc>
-      </w:tr>
-      <w:tr>
-        <w:tc>
-          <w:tcPr>
-            <w:tcW w:type="dxa" w:w="2268"/>
-            <w:shd w:val="clear" w:color="auto" w:fill="FFFFFF"/>
-            <w:tcBorders>
-              <w:top w:val="single" w:sz="4" w:space="0" w:color="000000"/>
-              <w:left w:val="single" w:sz="4" w:space="0" w:color="000000"/>
-              <w:bottom w:val="single" w:sz="4" w:space="0" w:color="000000"/>
-              <w:right w:val="single" w:sz="4" w:space="0" w:color="000000"/>
-            </w:tcBorders>
-            <w:vAlign w:val="center"/>
-          </w:tcPr>
-          <w:p>
-            <w:pPr>
-              <w:spacing w:before="40" w:after="40"/>
-              <w:jc w:val="left"/>
-            </w:pPr>
-            <w:r>
-              <w:rPr>
-                <w:rFonts w:ascii="Adani" w:hAnsi="Adani"/>
-                <w:b w:val="0"/>
-                <w:sz w:val="18"/>
-                <w:u w:val="none"/>
-              </w:rPr>
-              <w:t>U41000GJ2018PLC105737</w:t>
-            </w:r>
-          </w:p>
-        </w:tc>
-        <w:tc>
-          <w:tcPr>
-            <w:tcW w:type="dxa" w:w="4252"/>
-            <w:shd w:val="clear" w:color="auto" w:fill="FFFFFF"/>
-            <w:tcBorders>
-              <w:top w:val="single" w:sz="4" w:space="0" w:color="000000"/>
-              <w:left w:val="single" w:sz="4" w:space="0" w:color="000000"/>
-              <w:bottom w:val="single" w:sz="4" w:space="0" w:color="000000"/>
-              <w:right w:val="single" w:sz="4" w:space="0" w:color="000000"/>
-            </w:tcBorders>
-            <w:vAlign w:val="center"/>
-          </w:tcPr>
-          <w:p>
-            <w:pPr>
-              <w:spacing w:before="40" w:after="40"/>
-              <w:jc w:val="left"/>
-            </w:pPr>
-            <w:r>
-              <w:rPr>
-                <w:rFonts w:ascii="Adani" w:hAnsi="Adani"/>
-                <w:b w:val="0"/>
-                <w:sz w:val="18"/>
-                <w:u w:val="none"/>
-              </w:rPr>
-              <w:t>ADANI WATER LIMITED</w:t>
-            </w:r>
-          </w:p>
-        </w:tc>
-        <w:tc>
-          <w:tcPr>
-            <w:tcW w:type="dxa" w:w="1587"/>
-            <w:shd w:val="clear" w:color="auto" w:fill="FFFFFF"/>
-            <w:tcBorders>
-              <w:top w:val="single" w:sz="4" w:space="0" w:color="000000"/>
-              <w:left w:val="single" w:sz="4" w:space="0" w:color="000000"/>
-              <w:bottom w:val="single" w:sz="4" w:space="0" w:color="000000"/>
-              <w:right w:val="single" w:sz="4" w:space="0" w:color="000000"/>
-            </w:tcBorders>
-            <w:vAlign w:val="center"/>
-          </w:tcPr>
-          <w:p>
-            <w:pPr>
-              <w:spacing w:before="40" w:after="40"/>
-              <w:jc w:val="left"/>
-            </w:pPr>
-            <w:r>
-              <w:rPr>
-                <w:rFonts w:ascii="Adani" w:hAnsi="Adani"/>
-                <w:b w:val="0"/>
-                <w:sz w:val="18"/>
-                <w:u w:val="none"/>
-              </w:rPr>
-              <w:t>Director</w:t>
-            </w:r>
-          </w:p>
-        </w:tc>
-        <w:tc>
-          <w:tcPr>
-            <w:tcW w:type="dxa" w:w="1304"/>
-            <w:shd w:val="clear" w:color="auto" w:fill="FFFFFF"/>
-            <w:tcBorders>
-              <w:top w:val="single" w:sz="4" w:space="0" w:color="000000"/>
-              <w:left w:val="single" w:sz="4" w:space="0" w:color="000000"/>
-              <w:bottom w:val="single" w:sz="4" w:space="0" w:color="000000"/>
-              <w:right w:val="single" w:sz="4" w:space="0" w:color="000000"/>
-            </w:tcBorders>
-            <w:vAlign w:val="center"/>
-          </w:tcPr>
-          <w:p>
-            <w:pPr>
-              <w:spacing w:before="40" w:after="40"/>
-              <w:jc w:val="left"/>
-            </w:pPr>
-            <w:r>
-              <w:rPr>
-                <w:rFonts w:ascii="Adani" w:hAnsi="Adani"/>
-                <w:b w:val="0"/>
-                <w:sz w:val="18"/>
-                <w:u w:val="none"/>
-              </w:rPr>
-              <w:t>21/12/2018</w:t>
-            </w:r>
-          </w:p>
-        </w:tc>
-      </w:tr>
-      <w:tr>
-        <w:tc>
-          <w:tcPr>
-            <w:tcW w:type="dxa" w:w="2268"/>
-            <w:shd w:val="clear" w:color="auto" w:fill="FFFFFF"/>
-            <w:tcBorders>
-              <w:top w:val="single" w:sz="4" w:space="0" w:color="000000"/>
-              <w:left w:val="single" w:sz="4" w:space="0" w:color="000000"/>
-              <w:bottom w:val="single" w:sz="4" w:space="0" w:color="000000"/>
-              <w:right w:val="single" w:sz="4" w:space="0" w:color="000000"/>
-            </w:tcBorders>
-            <w:vAlign w:val="center"/>
-          </w:tcPr>
-          <w:p>
-            <w:pPr>
-              <w:spacing w:before="40" w:after="40"/>
-              <w:jc w:val="left"/>
-            </w:pPr>
-            <w:r>
-              <w:rPr>
-                <w:rFonts w:ascii="Adani" w:hAnsi="Adani"/>
-                <w:b w:val="0"/>
-                <w:sz w:val="18"/>
-                <w:u w:val="none"/>
-              </w:rPr>
-              <w:t>U45500GJ2018PLC101970</w:t>
-            </w:r>
-          </w:p>
-        </w:tc>
-        <w:tc>
-          <w:tcPr>
-            <w:tcW w:type="dxa" w:w="4252"/>
-            <w:shd w:val="clear" w:color="auto" w:fill="FFFFFF"/>
-            <w:tcBorders>
-              <w:top w:val="single" w:sz="4" w:space="0" w:color="000000"/>
-              <w:left w:val="single" w:sz="4" w:space="0" w:color="000000"/>
-              <w:bottom w:val="single" w:sz="4" w:space="0" w:color="000000"/>
-              <w:right w:val="single" w:sz="4" w:space="0" w:color="000000"/>
-            </w:tcBorders>
-            <w:vAlign w:val="center"/>
-          </w:tcPr>
-          <w:p>
-            <w:pPr>
-              <w:spacing w:before="40" w:after="40"/>
-              <w:jc w:val="left"/>
-            </w:pPr>
-            <w:r>
-              <w:rPr>
-                <w:rFonts w:ascii="Adani" w:hAnsi="Adani"/>
-                <w:b w:val="0"/>
-                <w:sz w:val="18"/>
-                <w:u w:val="none"/>
-              </w:rPr>
-              <w:t>BILASPUR PATHRAPALI ROAD LIMITED</w:t>
-            </w:r>
-          </w:p>
-        </w:tc>
-        <w:tc>
-          <w:tcPr>
-            <w:tcW w:type="dxa" w:w="1587"/>
-            <w:shd w:val="clear" w:color="auto" w:fill="FFFFFF"/>
-            <w:tcBorders>
-              <w:top w:val="single" w:sz="4" w:space="0" w:color="000000"/>
-              <w:left w:val="single" w:sz="4" w:space="0" w:color="000000"/>
-              <w:bottom w:val="single" w:sz="4" w:space="0" w:color="000000"/>
-              <w:right w:val="single" w:sz="4" w:space="0" w:color="000000"/>
-            </w:tcBorders>
-            <w:vAlign w:val="center"/>
-          </w:tcPr>
-          <w:p>
-            <w:pPr>
-              <w:spacing w:before="40" w:after="40"/>
-              <w:jc w:val="left"/>
-            </w:pPr>
-            <w:r>
-              <w:rPr>
-                <w:rFonts w:ascii="Adani" w:hAnsi="Adani"/>
-                <w:b w:val="0"/>
-                <w:sz w:val="18"/>
-                <w:u w:val="none"/>
-              </w:rPr>
-              <w:t>Director</w:t>
-            </w:r>
-          </w:p>
-        </w:tc>
-        <w:tc>
-          <w:tcPr>
-            <w:tcW w:type="dxa" w:w="1304"/>
-            <w:shd w:val="clear" w:color="auto" w:fill="FFFFFF"/>
-            <w:tcBorders>
-              <w:top w:val="single" w:sz="4" w:space="0" w:color="000000"/>
-              <w:left w:val="single" w:sz="4" w:space="0" w:color="000000"/>
-              <w:bottom w:val="single" w:sz="4" w:space="0" w:color="000000"/>
-              <w:right w:val="single" w:sz="4" w:space="0" w:color="000000"/>
-            </w:tcBorders>
-            <w:vAlign w:val="center"/>
-          </w:tcPr>
-          <w:p>
-            <w:pPr>
-              <w:spacing w:before="40" w:after="40"/>
-              <w:jc w:val="left"/>
-            </w:pPr>
-            <w:r>
-              <w:rPr>
-                <w:rFonts w:ascii="Adani" w:hAnsi="Adani"/>
-                <w:b w:val="0"/>
-                <w:sz w:val="18"/>
-                <w:u w:val="none"/>
-              </w:rPr>
-              <w:t>20/04/2018</w:t>
-            </w:r>
-          </w:p>
-        </w:tc>
-      </w:tr>
-      <w:tr>
-        <w:tc>
-          <w:tcPr>
-            <w:tcW w:type="dxa" w:w="2268"/>
-            <w:shd w:val="clear" w:color="auto" w:fill="FFFFFF"/>
-            <w:tcBorders>
-              <w:top w:val="single" w:sz="4" w:space="0" w:color="000000"/>
-              <w:left w:val="single" w:sz="4" w:space="0" w:color="000000"/>
-              <w:bottom w:val="single" w:sz="4" w:space="0" w:color="000000"/>
-              <w:right w:val="single" w:sz="4" w:space="0" w:color="000000"/>
-            </w:tcBorders>
-            <w:vAlign w:val="center"/>
-          </w:tcPr>
-          <w:p>
-            <w:pPr>
-              <w:spacing w:before="40" w:after="40"/>
-              <w:jc w:val="left"/>
-            </w:pPr>
-            <w:r>
-              <w:rPr>
-                <w:rFonts w:ascii="Adani" w:hAnsi="Adani"/>
-                <w:b w:val="0"/>
-                <w:sz w:val="18"/>
-                <w:u w:val="none"/>
-              </w:rPr>
               <w:t>U45204GJ2010PLC059226</w:t>
             </w:r>
           </w:p>

--- a/Backend/Director_Disclosure/Output_Disclosures/2024-25/BUILDCAST_SOLUTIONS_PRIVATE_LIMITED/MBP-1/MBP1_VIPIN_GOEL_08116197.docx
+++ b/Backend/Director_Disclosure/Output_Disclosures/2024-25/BUILDCAST_SOLUTIONS_PRIVATE_LIMITED/MBP-1/MBP1_VIPIN_GOEL_08116197.docx
@@ -1278,7 +1278,7 @@
                 <w:sz w:val="18"/>
                 <w:u w:val="none"/>
               </w:rPr>
-              <w:t>Date:   15th May, 2026</w:t>
+              <w:t>Date:   27th May, 2026</w:t>
             </w:r>
           </w:p>
         </w:tc>
@@ -2315,7 +2315,7 @@
                 <w:sz w:val="18"/>
                 <w:u w:val="none"/>
               </w:rPr>
-              <w:t>Date:   15th May, 2026</w:t>
+              <w:t>Date:   27th May, 2026</w:t>
             </w:r>
           </w:p>
         </w:tc>
@@ -2476,7 +2476,7 @@
           <w:sz w:val="20"/>
           <w:u w:val="none"/>
         </w:rPr>
-        <w:t>15th May, 2026</w:t>
+        <w:t>27th May, 2026</w:t>
       </w:r>
     </w:p>
     <w:p>

--- a/Backend/Director_Disclosure/Output_Disclosures/2024-25/BUILDCAST_SOLUTIONS_PRIVATE_LIMITED/MBP-1/MBP1_VIPIN_GOEL_08116197.docx
+++ b/Backend/Director_Disclosure/Output_Disclosures/2024-25/BUILDCAST_SOLUTIONS_PRIVATE_LIMITED/MBP-1/MBP1_VIPIN_GOEL_08116197.docx
@@ -1278,7 +1278,7 @@
                 <w:sz w:val="18"/>
                 <w:u w:val="none"/>
               </w:rPr>
-              <w:t>Date:   27th May, 2026</w:t>
+              <w:t>Date:   02th July, 2026</w:t>
             </w:r>
           </w:p>
         </w:tc>
@@ -2315,7 +2315,7 @@
                 <w:sz w:val="18"/>
                 <w:u w:val="none"/>
               </w:rPr>
-              <w:t>Date:   27th May, 2026</w:t>
+              <w:t>Date:   02th July, 2026</w:t>
             </w:r>
           </w:p>
         </w:tc>
@@ -2476,7 +2476,7 @@
           <w:sz w:val="20"/>
           <w:u w:val="none"/>
         </w:rPr>
-        <w:t>27th May, 2026</w:t>
+        <w:t>02th July, 2026</w:t>
       </w:r>
     </w:p>
     <w:p>
